--- a/dist/BA Generator/Master Folder/Master BA Timlak Konsultan/01. BA Reviu Persiapan Pengadaan.docx
+++ b/dist/BA Generator/Master Folder/Master BA Timlak Konsultan/01. BA Reviu Persiapan Pengadaan.docx
@@ -256,7 +256,27 @@
           <w:szCs w:val="22"/>
           <w:lang w:val="en-US"/>
         </w:rPr>
-        <w:t>{kode_klasifikasi}</w:t>
+        <w:t>{</w:t>
+      </w:r>
+      <w:proofErr w:type="spellStart"/>
+      <w:r>
+        <w:rPr>
+          <w:rFonts w:ascii="Arial" w:eastAsia="Arial" w:hAnsi="Arial" w:cs="Arial"/>
+          <w:sz w:val="22"/>
+          <w:szCs w:val="22"/>
+          <w:lang w:val="en-US"/>
+        </w:rPr>
+        <w:t>kode_klasifikasi</w:t>
+      </w:r>
+      <w:proofErr w:type="spellEnd"/>
+      <w:r>
+        <w:rPr>
+          <w:rFonts w:ascii="Arial" w:eastAsia="Arial" w:hAnsi="Arial" w:cs="Arial"/>
+          <w:sz w:val="22"/>
+          <w:szCs w:val="22"/>
+          <w:lang w:val="en-US"/>
+        </w:rPr>
+        <w:t>}</w:t>
       </w:r>
       <w:r>
         <w:rPr>
@@ -273,7 +293,27 @@
           <w:szCs w:val="22"/>
           <w:lang w:val="en-US"/>
         </w:rPr>
-        <w:t>{kode_pokja}</w:t>
+        <w:t>{</w:t>
+      </w:r>
+      <w:proofErr w:type="spellStart"/>
+      <w:r>
+        <w:rPr>
+          <w:rFonts w:ascii="Arial" w:eastAsia="Arial" w:hAnsi="Arial" w:cs="Arial"/>
+          <w:sz w:val="22"/>
+          <w:szCs w:val="22"/>
+          <w:lang w:val="en-US"/>
+        </w:rPr>
+        <w:t>kode_pokja</w:t>
+      </w:r>
+      <w:proofErr w:type="spellEnd"/>
+      <w:r>
+        <w:rPr>
+          <w:rFonts w:ascii="Arial" w:eastAsia="Arial" w:hAnsi="Arial" w:cs="Arial"/>
+          <w:sz w:val="22"/>
+          <w:szCs w:val="22"/>
+          <w:lang w:val="en-US"/>
+        </w:rPr>
+        <w:t>}</w:t>
       </w:r>
       <w:r>
         <w:rPr>
@@ -448,6 +488,7 @@
         </w:rPr>
         <w:t>_</w:t>
       </w:r>
+      <w:proofErr w:type="spellStart"/>
       <w:r>
         <w:rPr>
           <w:rFonts w:ascii="Arial" w:eastAsia="Arial" w:hAnsi="Arial" w:cs="Arial"/>
@@ -461,6 +502,7 @@
         </w:rPr>
         <w:t>reviu</w:t>
       </w:r>
+      <w:proofErr w:type="spellEnd"/>
       <w:r>
         <w:rPr>
           <w:rFonts w:ascii="Arial" w:eastAsia="Arial" w:hAnsi="Arial" w:cs="Arial"/>
@@ -560,6 +602,7 @@
         </w:rPr>
         <w:t>{tanggal_</w:t>
       </w:r>
+      <w:proofErr w:type="spellStart"/>
       <w:r>
         <w:rPr>
           <w:rFonts w:ascii="Arial" w:eastAsia="Arial" w:hAnsi="Arial" w:cs="Arial"/>
@@ -570,8 +613,9 @@
           <w:szCs w:val="22"/>
           <w:lang w:val="en-US"/>
         </w:rPr>
-        <w:t>sebut_</w:t>
-      </w:r>
+        <w:t>sebut</w:t>
+      </w:r>
+      <w:proofErr w:type="spellEnd"/>
       <w:r>
         <w:rPr>
           <w:rFonts w:ascii="Arial" w:eastAsia="Arial" w:hAnsi="Arial" w:cs="Arial"/>
@@ -580,9 +624,11 @@
           <w:spacing w:val="5"/>
           <w:sz w:val="22"/>
           <w:szCs w:val="22"/>
-        </w:rPr>
-        <w:t>reviu</w:t>
-      </w:r>
+          <w:lang w:val="en-US"/>
+        </w:rPr>
+        <w:t>_</w:t>
+      </w:r>
+      <w:proofErr w:type="spellStart"/>
       <w:r>
         <w:rPr>
           <w:rFonts w:ascii="Arial" w:eastAsia="Arial" w:hAnsi="Arial" w:cs="Arial"/>
@@ -592,8 +638,9 @@
           <w:sz w:val="22"/>
           <w:szCs w:val="22"/>
         </w:rPr>
-        <w:t>}</w:t>
-      </w:r>
+        <w:t>reviu</w:t>
+      </w:r>
+      <w:proofErr w:type="spellEnd"/>
       <w:r>
         <w:rPr>
           <w:rFonts w:ascii="Arial" w:eastAsia="Arial" w:hAnsi="Arial" w:cs="Arial"/>
@@ -603,6 +650,17 @@
           <w:sz w:val="22"/>
           <w:szCs w:val="22"/>
         </w:rPr>
+        <w:t>}</w:t>
+      </w:r>
+      <w:r>
+        <w:rPr>
+          <w:rFonts w:ascii="Arial" w:eastAsia="Arial" w:hAnsi="Arial" w:cs="Arial"/>
+          <w:b/>
+          <w:bCs/>
+          <w:spacing w:val="5"/>
+          <w:sz w:val="22"/>
+          <w:szCs w:val="22"/>
+        </w:rPr>
         <w:t xml:space="preserve"> </w:t>
       </w:r>
       <w:r>
@@ -669,6 +727,7 @@
         </w:rPr>
         <w:t>{bulan_</w:t>
       </w:r>
+      <w:proofErr w:type="spellStart"/>
       <w:r>
         <w:rPr>
           <w:rFonts w:ascii="Arial" w:eastAsia="Arial" w:hAnsi="Arial" w:cs="Arial"/>
@@ -679,8 +738,9 @@
           <w:szCs w:val="22"/>
           <w:lang w:val="en-US"/>
         </w:rPr>
-        <w:t>sebut_</w:t>
-      </w:r>
+        <w:t>sebut</w:t>
+      </w:r>
+      <w:proofErr w:type="spellEnd"/>
       <w:r>
         <w:rPr>
           <w:rFonts w:ascii="Arial" w:eastAsia="Arial" w:hAnsi="Arial" w:cs="Arial"/>
@@ -689,9 +749,11 @@
           <w:spacing w:val="6"/>
           <w:sz w:val="22"/>
           <w:szCs w:val="22"/>
-        </w:rPr>
-        <w:t>reviu</w:t>
-      </w:r>
+          <w:lang w:val="en-US"/>
+        </w:rPr>
+        <w:t>_</w:t>
+      </w:r>
+      <w:proofErr w:type="spellStart"/>
       <w:r>
         <w:rPr>
           <w:rFonts w:ascii="Arial" w:eastAsia="Arial" w:hAnsi="Arial" w:cs="Arial"/>
@@ -701,8 +763,9 @@
           <w:sz w:val="22"/>
           <w:szCs w:val="22"/>
         </w:rPr>
-        <w:t>}</w:t>
-      </w:r>
+        <w:t>reviu</w:t>
+      </w:r>
+      <w:proofErr w:type="spellEnd"/>
       <w:r>
         <w:rPr>
           <w:rFonts w:ascii="Arial" w:eastAsia="Arial" w:hAnsi="Arial" w:cs="Arial"/>
@@ -712,6 +775,17 @@
           <w:sz w:val="22"/>
           <w:szCs w:val="22"/>
         </w:rPr>
+        <w:t>}</w:t>
+      </w:r>
+      <w:r>
+        <w:rPr>
+          <w:rFonts w:ascii="Arial" w:eastAsia="Arial" w:hAnsi="Arial" w:cs="Arial"/>
+          <w:b/>
+          <w:bCs/>
+          <w:spacing w:val="6"/>
+          <w:sz w:val="22"/>
+          <w:szCs w:val="22"/>
+        </w:rPr>
         <w:t xml:space="preserve"> </w:t>
       </w:r>
       <w:r>
@@ -769,6 +843,7 @@
         </w:rPr>
         <w:t>{tahun_</w:t>
       </w:r>
+      <w:proofErr w:type="spellStart"/>
       <w:r>
         <w:rPr>
           <w:rFonts w:ascii="Arial" w:eastAsia="Arial" w:hAnsi="Arial" w:cs="Arial"/>
@@ -779,8 +854,9 @@
           <w:szCs w:val="22"/>
           <w:lang w:val="en-US"/>
         </w:rPr>
-        <w:t>sebut_</w:t>
-      </w:r>
+        <w:t>sebut</w:t>
+      </w:r>
+      <w:proofErr w:type="spellEnd"/>
       <w:r>
         <w:rPr>
           <w:rFonts w:ascii="Arial" w:eastAsia="Arial" w:hAnsi="Arial" w:cs="Arial"/>
@@ -789,9 +865,11 @@
           <w:spacing w:val="1"/>
           <w:sz w:val="22"/>
           <w:szCs w:val="22"/>
-        </w:rPr>
-        <w:t>reviu</w:t>
-      </w:r>
+          <w:lang w:val="en-US"/>
+        </w:rPr>
+        <w:t>_</w:t>
+      </w:r>
+      <w:proofErr w:type="spellStart"/>
       <w:r>
         <w:rPr>
           <w:rFonts w:ascii="Arial" w:eastAsia="Arial" w:hAnsi="Arial" w:cs="Arial"/>
@@ -801,8 +879,9 @@
           <w:sz w:val="22"/>
           <w:szCs w:val="22"/>
         </w:rPr>
-        <w:t>}</w:t>
-      </w:r>
+        <w:t>reviu</w:t>
+      </w:r>
+      <w:proofErr w:type="spellEnd"/>
       <w:r>
         <w:rPr>
           <w:rFonts w:ascii="Arial" w:eastAsia="Arial" w:hAnsi="Arial" w:cs="Arial"/>
@@ -812,6 +891,17 @@
           <w:sz w:val="22"/>
           <w:szCs w:val="22"/>
         </w:rPr>
+        <w:t>}</w:t>
+      </w:r>
+      <w:r>
+        <w:rPr>
+          <w:rFonts w:ascii="Arial" w:eastAsia="Arial" w:hAnsi="Arial" w:cs="Arial"/>
+          <w:b/>
+          <w:bCs/>
+          <w:spacing w:val="1"/>
+          <w:sz w:val="22"/>
+          <w:szCs w:val="22"/>
+        </w:rPr>
         <w:t xml:space="preserve"> </w:t>
       </w:r>
       <w:r>
@@ -955,6 +1045,7 @@
         </w:rPr>
         <w:t xml:space="preserve"> </w:t>
       </w:r>
+      <w:proofErr w:type="spellStart"/>
       <w:r>
         <w:rPr>
           <w:rFonts w:ascii="Arial" w:eastAsia="Arial" w:hAnsi="Arial" w:cs="Arial"/>
@@ -962,7 +1053,17 @@
           <w:sz w:val="22"/>
           <w:szCs w:val="22"/>
         </w:rPr>
-        <w:t xml:space="preserve">reviu </w:t>
+        <w:t>reviu</w:t>
+      </w:r>
+      <w:proofErr w:type="spellEnd"/>
+      <w:r>
+        <w:rPr>
+          <w:rFonts w:ascii="Arial" w:eastAsia="Arial" w:hAnsi="Arial" w:cs="Arial"/>
+          <w:spacing w:val="-2"/>
+          <w:sz w:val="22"/>
+          <w:szCs w:val="22"/>
+        </w:rPr>
+        <w:t xml:space="preserve"> </w:t>
       </w:r>
       <w:r>
         <w:rPr>
@@ -1137,7 +1238,31 @@
           <w:sz w:val="22"/>
           <w:szCs w:val="22"/>
         </w:rPr>
-        <w:t xml:space="preserve">{kode_pokja} </w:t>
+        <w:t>{</w:t>
+      </w:r>
+      <w:proofErr w:type="spellStart"/>
+      <w:r>
+        <w:rPr>
+          <w:rFonts w:ascii="Arial" w:eastAsia="Arial" w:hAnsi="Arial" w:cs="Arial"/>
+          <w:b/>
+          <w:bCs/>
+          <w:spacing w:val="2"/>
+          <w:sz w:val="22"/>
+          <w:szCs w:val="22"/>
+        </w:rPr>
+        <w:t>kode_pokja</w:t>
+      </w:r>
+      <w:proofErr w:type="spellEnd"/>
+      <w:r>
+        <w:rPr>
+          <w:rFonts w:ascii="Arial" w:eastAsia="Arial" w:hAnsi="Arial" w:cs="Arial"/>
+          <w:b/>
+          <w:bCs/>
+          <w:spacing w:val="2"/>
+          <w:sz w:val="22"/>
+          <w:szCs w:val="22"/>
+        </w:rPr>
+        <w:t xml:space="preserve">} </w:t>
       </w:r>
       <w:r>
         <w:rPr>
@@ -1264,7 +1389,29 @@
           <w:sz w:val="22"/>
           <w:szCs w:val="22"/>
         </w:rPr>
-        <w:t>{tahun_anggaran}</w:t>
+        <w:t>{</w:t>
+      </w:r>
+      <w:proofErr w:type="spellStart"/>
+      <w:r>
+        <w:rPr>
+          <w:rFonts w:ascii="Arial" w:eastAsia="Arial" w:hAnsi="Arial" w:cs="Arial"/>
+          <w:b/>
+          <w:bCs/>
+          <w:sz w:val="22"/>
+          <w:szCs w:val="22"/>
+        </w:rPr>
+        <w:t>tahun_anggaran</w:t>
+      </w:r>
+      <w:proofErr w:type="spellEnd"/>
+      <w:r>
+        <w:rPr>
+          <w:rFonts w:ascii="Arial" w:eastAsia="Arial" w:hAnsi="Arial" w:cs="Arial"/>
+          <w:b/>
+          <w:bCs/>
+          <w:sz w:val="22"/>
+          <w:szCs w:val="22"/>
+        </w:rPr>
+        <w:t>}</w:t>
       </w:r>
       <w:r>
         <w:rPr>
@@ -1509,7 +1656,25 @@
                 <w:sz w:val="22"/>
                 <w:szCs w:val="22"/>
               </w:rPr>
-              <w:t>{nama_paket}</w:t>
+              <w:t>{</w:t>
+            </w:r>
+            <w:proofErr w:type="spellStart"/>
+            <w:r>
+              <w:rPr>
+                <w:rFonts w:ascii="Arial" w:hAnsi="Arial" w:cs="Arial"/>
+                <w:sz w:val="22"/>
+                <w:szCs w:val="22"/>
+              </w:rPr>
+              <w:t>nama_paket</w:t>
+            </w:r>
+            <w:proofErr w:type="spellEnd"/>
+            <w:r>
+              <w:rPr>
+                <w:rFonts w:ascii="Arial" w:hAnsi="Arial" w:cs="Arial"/>
+                <w:sz w:val="22"/>
+                <w:szCs w:val="22"/>
+              </w:rPr>
+              <w:t>}</w:t>
             </w:r>
           </w:p>
         </w:tc>
@@ -1613,7 +1778,29 @@
                 <w:szCs w:val="22"/>
                 <w:lang w:val="ms-MY"/>
               </w:rPr>
-              <w:t>{satuan_kerja}</w:t>
+              <w:t>{</w:t>
+            </w:r>
+            <w:proofErr w:type="spellStart"/>
+            <w:r>
+              <w:rPr>
+                <w:rFonts w:ascii="Arial" w:eastAsia="Arial" w:hAnsi="Arial" w:cs="Arial"/>
+                <w:spacing w:val="-2"/>
+                <w:sz w:val="22"/>
+                <w:szCs w:val="22"/>
+                <w:lang w:val="ms-MY"/>
+              </w:rPr>
+              <w:t>satuan_kerja</w:t>
+            </w:r>
+            <w:proofErr w:type="spellEnd"/>
+            <w:r>
+              <w:rPr>
+                <w:rFonts w:ascii="Arial" w:eastAsia="Arial" w:hAnsi="Arial" w:cs="Arial"/>
+                <w:spacing w:val="-2"/>
+                <w:sz w:val="22"/>
+                <w:szCs w:val="22"/>
+                <w:lang w:val="ms-MY"/>
+              </w:rPr>
+              <w:t>}</w:t>
             </w:r>
           </w:p>
         </w:tc>
@@ -1719,6 +1906,7 @@
               </w:rPr>
               <w:t>{</w:t>
             </w:r>
+            <w:proofErr w:type="spellStart"/>
             <w:r>
               <w:rPr>
                 <w:rFonts w:ascii="Arial" w:eastAsia="Arial" w:hAnsi="Arial" w:cs="Arial"/>
@@ -1729,6 +1917,7 @@
               </w:rPr>
               <w:t>ppk</w:t>
             </w:r>
+            <w:proofErr w:type="spellEnd"/>
             <w:r>
               <w:rPr>
                 <w:rFonts w:ascii="Arial" w:eastAsia="Arial" w:hAnsi="Arial" w:cs="Arial"/>
@@ -1838,7 +2027,25 @@
                 <w:sz w:val="22"/>
                 <w:szCs w:val="22"/>
               </w:rPr>
-              <w:t>{jenis_pengadaan}</w:t>
+              <w:t>{</w:t>
+            </w:r>
+            <w:proofErr w:type="spellStart"/>
+            <w:r>
+              <w:rPr>
+                <w:rFonts w:ascii="Arial" w:hAnsi="Arial" w:cs="Arial"/>
+                <w:sz w:val="22"/>
+                <w:szCs w:val="22"/>
+              </w:rPr>
+              <w:t>jenis_pengadaan</w:t>
+            </w:r>
+            <w:proofErr w:type="spellEnd"/>
+            <w:r>
+              <w:rPr>
+                <w:rFonts w:ascii="Arial" w:hAnsi="Arial" w:cs="Arial"/>
+                <w:sz w:val="22"/>
+                <w:szCs w:val="22"/>
+              </w:rPr>
+              <w:t>}</w:t>
             </w:r>
           </w:p>
         </w:tc>
@@ -1939,6 +2146,7 @@
               </w:rPr>
               <w:t>{metode_</w:t>
             </w:r>
+            <w:proofErr w:type="spellStart"/>
             <w:r>
               <w:rPr>
                 <w:rFonts w:ascii="Arial" w:hAnsi="Arial" w:cs="Arial"/>
@@ -1948,6 +2156,7 @@
               </w:rPr>
               <w:t>pemilihan</w:t>
             </w:r>
+            <w:proofErr w:type="spellEnd"/>
             <w:r>
               <w:rPr>
                 <w:rFonts w:ascii="Arial" w:hAnsi="Arial" w:cs="Arial"/>
@@ -2056,7 +2265,25 @@
                 <w:sz w:val="22"/>
                 <w:szCs w:val="22"/>
               </w:rPr>
-              <w:t>{tahun_anggaran}</w:t>
+              <w:t>{</w:t>
+            </w:r>
+            <w:proofErr w:type="spellStart"/>
+            <w:r>
+              <w:rPr>
+                <w:rFonts w:ascii="Arial" w:hAnsi="Arial" w:cs="Arial"/>
+                <w:sz w:val="22"/>
+                <w:szCs w:val="22"/>
+              </w:rPr>
+              <w:t>tahun_anggaran</w:t>
+            </w:r>
+            <w:proofErr w:type="spellEnd"/>
+            <w:r>
+              <w:rPr>
+                <w:rFonts w:ascii="Arial" w:hAnsi="Arial" w:cs="Arial"/>
+                <w:sz w:val="22"/>
+                <w:szCs w:val="22"/>
+              </w:rPr>
+              <w:t>}</w:t>
             </w:r>
           </w:p>
         </w:tc>
@@ -2152,7 +2379,16 @@
                 <w:sz w:val="22"/>
                 <w:szCs w:val="22"/>
               </w:rPr>
-              <w:t>{nilai_</w:t>
+              <w:t>{</w:t>
+            </w:r>
+            <w:proofErr w:type="spellStart"/>
+            <w:r>
+              <w:rPr>
+                <w:rFonts w:ascii="Arial" w:hAnsi="Arial" w:cs="Arial"/>
+                <w:sz w:val="22"/>
+                <w:szCs w:val="22"/>
+              </w:rPr>
+              <w:t>nilai_</w:t>
             </w:r>
             <w:r>
               <w:rPr>
@@ -2162,6 +2398,7 @@
               </w:rPr>
               <w:t>pagu</w:t>
             </w:r>
+            <w:proofErr w:type="spellEnd"/>
             <w:r>
               <w:rPr>
                 <w:rFonts w:ascii="Arial" w:hAnsi="Arial" w:cs="Arial"/>
@@ -2185,7 +2422,16 @@
                 <w:sz w:val="22"/>
                 <w:szCs w:val="22"/>
               </w:rPr>
-              <w:t>({terbilang_</w:t>
+              <w:t>({</w:t>
+            </w:r>
+            <w:proofErr w:type="spellStart"/>
+            <w:r>
+              <w:rPr>
+                <w:rFonts w:ascii="Arial" w:hAnsi="Arial" w:cs="Arial"/>
+                <w:sz w:val="22"/>
+                <w:szCs w:val="22"/>
+              </w:rPr>
+              <w:t>terbilang_</w:t>
             </w:r>
             <w:r>
               <w:rPr>
@@ -2195,6 +2441,7 @@
               </w:rPr>
               <w:t>pagu</w:t>
             </w:r>
+            <w:proofErr w:type="spellEnd"/>
             <w:r>
               <w:rPr>
                 <w:rFonts w:ascii="Arial" w:hAnsi="Arial" w:cs="Arial"/>
@@ -2312,7 +2559,16 @@
                 <w:sz w:val="22"/>
                 <w:szCs w:val="22"/>
               </w:rPr>
-              <w:t>{nilai_</w:t>
+              <w:t>{</w:t>
+            </w:r>
+            <w:proofErr w:type="spellStart"/>
+            <w:r>
+              <w:rPr>
+                <w:rFonts w:ascii="Arial" w:hAnsi="Arial" w:cs="Arial"/>
+                <w:sz w:val="22"/>
+                <w:szCs w:val="22"/>
+              </w:rPr>
+              <w:t>nilai_</w:t>
             </w:r>
             <w:r>
               <w:rPr>
@@ -2322,6 +2578,7 @@
               </w:rPr>
               <w:t>hps</w:t>
             </w:r>
+            <w:proofErr w:type="spellEnd"/>
             <w:r>
               <w:rPr>
                 <w:rFonts w:ascii="Arial" w:hAnsi="Arial" w:cs="Arial"/>
@@ -2350,7 +2607,16 @@
                 <w:sz w:val="22"/>
                 <w:szCs w:val="22"/>
               </w:rPr>
-              <w:t>({terbilang_</w:t>
+              <w:t>({</w:t>
+            </w:r>
+            <w:proofErr w:type="spellStart"/>
+            <w:r>
+              <w:rPr>
+                <w:rFonts w:ascii="Arial" w:hAnsi="Arial" w:cs="Arial"/>
+                <w:sz w:val="22"/>
+                <w:szCs w:val="22"/>
+              </w:rPr>
+              <w:t>terbilang_</w:t>
             </w:r>
             <w:r>
               <w:rPr>
@@ -2360,6 +2626,7 @@
               </w:rPr>
               <w:t>hps</w:t>
             </w:r>
+            <w:proofErr w:type="spellEnd"/>
             <w:r>
               <w:rPr>
                 <w:rFonts w:ascii="Arial" w:hAnsi="Arial" w:cs="Arial"/>
@@ -2482,6 +2749,7 @@
         </w:rPr>
         <w:t xml:space="preserve"> </w:t>
       </w:r>
+      <w:proofErr w:type="spellStart"/>
       <w:r>
         <w:rPr>
           <w:rFonts w:ascii="Arial" w:eastAsia="Arial" w:hAnsi="Arial" w:cs="Arial"/>
@@ -2493,6 +2761,7 @@
         </w:rPr>
         <w:t>Reviu</w:t>
       </w:r>
+      <w:proofErr w:type="spellEnd"/>
       <w:r>
         <w:rPr>
           <w:rFonts w:ascii="Arial" w:eastAsia="Arial" w:hAnsi="Arial" w:cs="Arial"/>
@@ -4418,7 +4687,25 @@
           <w:sz w:val="22"/>
           <w:szCs w:val="22"/>
         </w:rPr>
-        <w:t>Standar Operasional Prosedur Nomor 13/SOP.04/2024 tanggal 15 Juli 2024 tentang Reviu Dokumen Persiapan Pengadaan dan Penyiapan Dokumen Pemilihan;</w:t>
+        <w:t xml:space="preserve">Standar Operasional Prosedur Nomor 13/SOP.04/2024 tanggal 15 Juli 2024 tentang </w:t>
+      </w:r>
+      <w:proofErr w:type="spellStart"/>
+      <w:r>
+        <w:rPr>
+          <w:rFonts w:ascii="Arial" w:eastAsia="Arial" w:hAnsi="Arial" w:cs="Arial"/>
+          <w:sz w:val="22"/>
+          <w:szCs w:val="22"/>
+        </w:rPr>
+        <w:t>Reviu</w:t>
+      </w:r>
+      <w:proofErr w:type="spellEnd"/>
+      <w:r>
+        <w:rPr>
+          <w:rFonts w:ascii="Arial" w:eastAsia="Arial" w:hAnsi="Arial" w:cs="Arial"/>
+          <w:sz w:val="22"/>
+          <w:szCs w:val="22"/>
+        </w:rPr>
+        <w:t xml:space="preserve"> Dokumen Persiapan Pengadaan dan Penyiapan Dokumen Pemilihan;</w:t>
       </w:r>
     </w:p>
     <w:p>
@@ -4738,7 +5025,25 @@
           <w:sz w:val="22"/>
           <w:szCs w:val="22"/>
         </w:rPr>
-        <w:t>{nomor_sk_pokja}</w:t>
+        <w:t>{</w:t>
+      </w:r>
+      <w:proofErr w:type="spellStart"/>
+      <w:r>
+        <w:rPr>
+          <w:rFonts w:ascii="Arial" w:eastAsia="Arial" w:hAnsi="Arial" w:cs="Arial"/>
+          <w:sz w:val="22"/>
+          <w:szCs w:val="22"/>
+        </w:rPr>
+        <w:t>nomor_sk_pokja</w:t>
+      </w:r>
+      <w:proofErr w:type="spellEnd"/>
+      <w:r>
+        <w:rPr>
+          <w:rFonts w:ascii="Arial" w:eastAsia="Arial" w:hAnsi="Arial" w:cs="Arial"/>
+          <w:sz w:val="22"/>
+          <w:szCs w:val="22"/>
+        </w:rPr>
+        <w:t>}</w:t>
       </w:r>
       <w:r>
         <w:rPr>
@@ -4809,6 +5114,7 @@
         </w:rPr>
         <w:t>{</w:t>
       </w:r>
+      <w:proofErr w:type="spellStart"/>
       <w:r>
         <w:rPr>
           <w:rFonts w:ascii="Arial" w:eastAsia="Arial" w:hAnsi="Arial" w:cs="Arial"/>
@@ -4823,7 +5129,16 @@
           <w:sz w:val="22"/>
           <w:szCs w:val="22"/>
         </w:rPr>
-        <w:t>_sk_pokja}</w:t>
+        <w:t>_sk_pokja</w:t>
+      </w:r>
+      <w:proofErr w:type="spellEnd"/>
+      <w:r>
+        <w:rPr>
+          <w:rFonts w:ascii="Arial" w:eastAsia="Arial" w:hAnsi="Arial" w:cs="Arial"/>
+          <w:sz w:val="22"/>
+          <w:szCs w:val="22"/>
+        </w:rPr>
+        <w:t>}</w:t>
       </w:r>
       <w:r>
         <w:rPr>
@@ -5088,8 +5403,9 @@
           <w:sz w:val="22"/>
           <w:szCs w:val="22"/>
         </w:rPr>
-        <w:t>{kode_pokja}</w:t>
-      </w:r>
+        <w:t>{</w:t>
+      </w:r>
+      <w:proofErr w:type="spellStart"/>
       <w:r>
         <w:rPr>
           <w:rFonts w:ascii="Arial" w:eastAsia="Arial" w:hAnsi="Arial" w:cs="Arial"/>
@@ -5097,6 +5413,25 @@
           <w:sz w:val="22"/>
           <w:szCs w:val="22"/>
         </w:rPr>
+        <w:t>kode_pokja</w:t>
+      </w:r>
+      <w:proofErr w:type="spellEnd"/>
+      <w:r>
+        <w:rPr>
+          <w:rFonts w:ascii="Arial" w:eastAsia="Arial" w:hAnsi="Arial" w:cs="Arial"/>
+          <w:spacing w:val="-2"/>
+          <w:sz w:val="22"/>
+          <w:szCs w:val="22"/>
+        </w:rPr>
+        <w:t>}</w:t>
+      </w:r>
+      <w:r>
+        <w:rPr>
+          <w:rFonts w:ascii="Arial" w:eastAsia="Arial" w:hAnsi="Arial" w:cs="Arial"/>
+          <w:spacing w:val="-2"/>
+          <w:sz w:val="22"/>
+          <w:szCs w:val="22"/>
+        </w:rPr>
         <w:t xml:space="preserve"> BP2JK Wilayah Kalimantan Selatan Kementerian Pekerjaan Umum Tahun Anggaran </w:t>
       </w:r>
       <w:r>
@@ -5106,7 +5441,27 @@
           <w:sz w:val="22"/>
           <w:szCs w:val="22"/>
         </w:rPr>
-        <w:t>{tahun_anggaran}</w:t>
+        <w:t>{</w:t>
+      </w:r>
+      <w:proofErr w:type="spellStart"/>
+      <w:r>
+        <w:rPr>
+          <w:rFonts w:ascii="Arial" w:eastAsia="Arial" w:hAnsi="Arial" w:cs="Arial"/>
+          <w:spacing w:val="-2"/>
+          <w:sz w:val="22"/>
+          <w:szCs w:val="22"/>
+        </w:rPr>
+        <w:t>tahun_anggaran</w:t>
+      </w:r>
+      <w:proofErr w:type="spellEnd"/>
+      <w:r>
+        <w:rPr>
+          <w:rFonts w:ascii="Arial" w:eastAsia="Arial" w:hAnsi="Arial" w:cs="Arial"/>
+          <w:spacing w:val="-2"/>
+          <w:sz w:val="22"/>
+          <w:szCs w:val="22"/>
+        </w:rPr>
+        <w:t>}</w:t>
       </w:r>
       <w:r>
         <w:rPr>
@@ -5368,7 +5723,16 @@
           <w:sz w:val="22"/>
           <w:szCs w:val="22"/>
         </w:rPr>
-        <w:t>{nomor_sk_</w:t>
+        <w:t>{</w:t>
+      </w:r>
+      <w:proofErr w:type="spellStart"/>
+      <w:r>
+        <w:rPr>
+          <w:rFonts w:ascii="Arial" w:eastAsia="Arial" w:hAnsi="Arial" w:cs="Arial"/>
+          <w:sz w:val="22"/>
+          <w:szCs w:val="22"/>
+        </w:rPr>
+        <w:t>nomor_sk_</w:t>
       </w:r>
       <w:r>
         <w:rPr>
@@ -5378,6 +5742,7 @@
         </w:rPr>
         <w:t>timlak</w:t>
       </w:r>
+      <w:proofErr w:type="spellEnd"/>
       <w:r>
         <w:rPr>
           <w:rFonts w:ascii="Arial" w:eastAsia="Arial" w:hAnsi="Arial" w:cs="Arial"/>
@@ -5455,6 +5820,7 @@
         </w:rPr>
         <w:t>{</w:t>
       </w:r>
+      <w:proofErr w:type="spellStart"/>
       <w:r>
         <w:rPr>
           <w:rFonts w:ascii="Arial" w:eastAsia="Arial" w:hAnsi="Arial" w:cs="Arial"/>
@@ -5479,6 +5845,7 @@
         </w:rPr>
         <w:t>timlak</w:t>
       </w:r>
+      <w:proofErr w:type="spellEnd"/>
       <w:r>
         <w:rPr>
           <w:rFonts w:ascii="Arial" w:eastAsia="Arial" w:hAnsi="Arial" w:cs="Arial"/>
@@ -5626,8 +5993,9 @@
           <w:sz w:val="22"/>
           <w:szCs w:val="22"/>
         </w:rPr>
-        <w:t>{kode_pok</w:t>
-      </w:r>
+        <w:t>{</w:t>
+      </w:r>
+      <w:proofErr w:type="spellStart"/>
       <w:r>
         <w:rPr>
           <w:rFonts w:ascii="Arial" w:eastAsia="Arial" w:hAnsi="Arial" w:cs="Arial"/>
@@ -5635,8 +6003,18 @@
           <w:sz w:val="22"/>
           <w:szCs w:val="22"/>
         </w:rPr>
+        <w:t>kode_pok</w:t>
+      </w:r>
+      <w:r>
+        <w:rPr>
+          <w:rFonts w:ascii="Arial" w:eastAsia="Arial" w:hAnsi="Arial" w:cs="Arial"/>
+          <w:spacing w:val="3"/>
+          <w:sz w:val="22"/>
+          <w:szCs w:val="22"/>
+        </w:rPr>
         <w:t>ja</w:t>
       </w:r>
+      <w:proofErr w:type="spellEnd"/>
       <w:r>
         <w:rPr>
           <w:rFonts w:ascii="Arial" w:eastAsia="Arial" w:hAnsi="Arial" w:cs="Arial"/>
@@ -5655,6 +6033,7 @@
         </w:rPr>
         <w:t xml:space="preserve"> BP2JK Wilayah </w:t>
       </w:r>
+      <w:proofErr w:type="spellStart"/>
       <w:r>
         <w:rPr>
           <w:rFonts w:ascii="Arial" w:eastAsia="Arial" w:hAnsi="Arial" w:cs="Arial"/>
@@ -5662,8 +6041,9 @@
           <w:sz w:val="22"/>
           <w:szCs w:val="22"/>
         </w:rPr>
-        <w:t xml:space="preserve">Wilayah Kalimantan Selatan Kementerian Pekerjaan Umum Tahun Anggaran </w:t>
-      </w:r>
+        <w:t>Wilayah</w:t>
+      </w:r>
+      <w:proofErr w:type="spellEnd"/>
       <w:r>
         <w:rPr>
           <w:rFonts w:ascii="Arial" w:eastAsia="Arial" w:hAnsi="Arial" w:cs="Arial"/>
@@ -5671,7 +6051,36 @@
           <w:sz w:val="22"/>
           <w:szCs w:val="22"/>
         </w:rPr>
-        <w:t>{tahun_anggaran}</w:t>
+        <w:t xml:space="preserve"> Kalimantan Selatan Kementerian Pekerjaan Umum Tahun Anggaran </w:t>
+      </w:r>
+      <w:r>
+        <w:rPr>
+          <w:rFonts w:ascii="Arial" w:eastAsia="Arial" w:hAnsi="Arial" w:cs="Arial"/>
+          <w:spacing w:val="-2"/>
+          <w:sz w:val="22"/>
+          <w:szCs w:val="22"/>
+        </w:rPr>
+        <w:t>{</w:t>
+      </w:r>
+      <w:proofErr w:type="spellStart"/>
+      <w:r>
+        <w:rPr>
+          <w:rFonts w:ascii="Arial" w:eastAsia="Arial" w:hAnsi="Arial" w:cs="Arial"/>
+          <w:spacing w:val="-2"/>
+          <w:sz w:val="22"/>
+          <w:szCs w:val="22"/>
+        </w:rPr>
+        <w:t>tahun_anggaran</w:t>
+      </w:r>
+      <w:proofErr w:type="spellEnd"/>
+      <w:r>
+        <w:rPr>
+          <w:rFonts w:ascii="Arial" w:eastAsia="Arial" w:hAnsi="Arial" w:cs="Arial"/>
+          <w:spacing w:val="-2"/>
+          <w:sz w:val="22"/>
+          <w:szCs w:val="22"/>
+        </w:rPr>
+        <w:t>}</w:t>
       </w:r>
       <w:r>
         <w:rPr>
@@ -5714,15 +6123,51 @@
           <w:sz w:val="22"/>
           <w:szCs w:val="22"/>
         </w:rPr>
-        <w:t xml:space="preserve">Undangan Rapat Pembahasan Reviu Dokumen Persiapan Pengadaan dan Penyiapan Dokumen Pemilihan Nomor </w:t>
-      </w:r>
-      <w:r>
-        <w:rPr>
-          <w:rFonts w:ascii="Arial" w:eastAsia="Arial" w:hAnsi="Arial" w:cs="Arial"/>
-          <w:sz w:val="22"/>
-          <w:szCs w:val="22"/>
-        </w:rPr>
-        <w:t>{nomor_undangan_rapat}</w:t>
+        <w:t xml:space="preserve">Undangan Rapat Pembahasan </w:t>
+      </w:r>
+      <w:proofErr w:type="spellStart"/>
+      <w:r>
+        <w:rPr>
+          <w:rFonts w:ascii="Arial" w:eastAsia="Arial" w:hAnsi="Arial" w:cs="Arial"/>
+          <w:sz w:val="22"/>
+          <w:szCs w:val="22"/>
+        </w:rPr>
+        <w:t>Reviu</w:t>
+      </w:r>
+      <w:proofErr w:type="spellEnd"/>
+      <w:r>
+        <w:rPr>
+          <w:rFonts w:ascii="Arial" w:eastAsia="Arial" w:hAnsi="Arial" w:cs="Arial"/>
+          <w:sz w:val="22"/>
+          <w:szCs w:val="22"/>
+        </w:rPr>
+        <w:t xml:space="preserve"> Dokumen Persiapan Pengadaan dan Penyiapan Dokumen Pemilihan Nomor </w:t>
+      </w:r>
+      <w:r>
+        <w:rPr>
+          <w:rFonts w:ascii="Arial" w:eastAsia="Arial" w:hAnsi="Arial" w:cs="Arial"/>
+          <w:sz w:val="22"/>
+          <w:szCs w:val="22"/>
+        </w:rPr>
+        <w:t>{</w:t>
+      </w:r>
+      <w:proofErr w:type="spellStart"/>
+      <w:r>
+        <w:rPr>
+          <w:rFonts w:ascii="Arial" w:eastAsia="Arial" w:hAnsi="Arial" w:cs="Arial"/>
+          <w:sz w:val="22"/>
+          <w:szCs w:val="22"/>
+        </w:rPr>
+        <w:t>nomor_undangan_rapat</w:t>
+      </w:r>
+      <w:proofErr w:type="spellEnd"/>
+      <w:r>
+        <w:rPr>
+          <w:rFonts w:ascii="Arial" w:eastAsia="Arial" w:hAnsi="Arial" w:cs="Arial"/>
+          <w:sz w:val="22"/>
+          <w:szCs w:val="22"/>
+        </w:rPr>
+        <w:t>}</w:t>
       </w:r>
       <w:r>
         <w:rPr>
@@ -5754,7 +6199,16 @@
           <w:sz w:val="22"/>
           <w:szCs w:val="22"/>
         </w:rPr>
-        <w:t>{tanggal_</w:t>
+        <w:t>{</w:t>
+      </w:r>
+      <w:proofErr w:type="spellStart"/>
+      <w:r>
+        <w:rPr>
+          <w:rFonts w:ascii="Arial" w:eastAsia="Arial" w:hAnsi="Arial" w:cs="Arial"/>
+          <w:sz w:val="22"/>
+          <w:szCs w:val="22"/>
+        </w:rPr>
+        <w:t>tanggal_</w:t>
       </w:r>
       <w:r>
         <w:rPr>
@@ -5765,6 +6219,7 @@
         </w:rPr>
         <w:t>reviu</w:t>
       </w:r>
+      <w:proofErr w:type="spellEnd"/>
       <w:r>
         <w:rPr>
           <w:rFonts w:ascii="Arial" w:eastAsia="Arial" w:hAnsi="Arial" w:cs="Arial"/>
@@ -5983,6 +6438,7 @@
         </w:rPr>
         <w:t xml:space="preserve"> </w:t>
       </w:r>
+      <w:proofErr w:type="spellStart"/>
       <w:r>
         <w:rPr>
           <w:rFonts w:ascii="Arial" w:eastAsia="Arial" w:hAnsi="Arial" w:cs="Arial"/>
@@ -5994,6 +6450,7 @@
         </w:rPr>
         <w:t>Reviu</w:t>
       </w:r>
+      <w:proofErr w:type="spellEnd"/>
       <w:r>
         <w:rPr>
           <w:rFonts w:ascii="Arial" w:eastAsia="Arial" w:hAnsi="Arial" w:cs="Arial"/>
@@ -6212,6 +6669,7 @@
           <w:szCs w:val="22"/>
         </w:rPr>
       </w:pPr>
+      <w:proofErr w:type="spellStart"/>
       <w:r>
         <w:rPr>
           <w:rFonts w:ascii="Arial" w:eastAsia="Arial" w:hAnsi="Arial" w:cs="Arial"/>
@@ -6219,7 +6677,17 @@
           <w:sz w:val="22"/>
           <w:szCs w:val="22"/>
         </w:rPr>
-        <w:t xml:space="preserve">Reviu Dokumen Persiapan Pengadaan dilaksanakan oleh Pokja Pemilihan bersama dengan Tim Pelaksana dan Pejabat Pembuat Komitmen. Pemeriksaan mengenai kelengkapan berkas yang disampaikan maupun substansinya </w:t>
+        <w:t>Reviu</w:t>
+      </w:r>
+      <w:proofErr w:type="spellEnd"/>
+      <w:r>
+        <w:rPr>
+          <w:rFonts w:ascii="Arial" w:eastAsia="Arial" w:hAnsi="Arial" w:cs="Arial"/>
+          <w:spacing w:val="-2"/>
+          <w:sz w:val="22"/>
+          <w:szCs w:val="22"/>
+        </w:rPr>
+        <w:t xml:space="preserve"> Dokumen Persiapan Pengadaan dilaksanakan oleh Pokja Pemilihan bersama dengan Tim Pelaksana dan Pejabat Pembuat Komitmen. Pemeriksaan mengenai kelengkapan berkas yang disampaikan maupun substansinya </w:t>
       </w:r>
       <w:r>
         <w:rPr>
@@ -6641,10 +7109,12 @@
           <w:szCs w:val="22"/>
         </w:rPr>
         <w:sectPr>
-          <w:headerReference w:type="default" r:id="rId11"/>
-          <w:footerReference w:type="default" r:id="rId12"/>
-          <w:headerReference w:type="first" r:id="rId13"/>
-          <w:footerReference w:type="first" r:id="rId14"/>
+          <w:headerReference w:type="even" r:id="rId11"/>
+          <w:headerReference w:type="default" r:id="rId12"/>
+          <w:footerReference w:type="even" r:id="rId13"/>
+          <w:footerReference w:type="default" r:id="rId14"/>
+          <w:headerReference w:type="first" r:id="rId15"/>
+          <w:footerReference w:type="first" r:id="rId16"/>
           <w:pgSz w:w="11907" w:h="16840" w:code="9"/>
           <w:pgMar w:top="1134" w:right="1134" w:bottom="1418" w:left="1418" w:header="720" w:footer="284" w:gutter="0"/>
           <w:cols w:space="720"/>
@@ -6688,8 +7158,20 @@
           <w:szCs w:val="22"/>
         </w:rPr>
         <w:lastRenderedPageBreak/>
-        <w:t>Hasil Reviu</w:t>
-      </w:r>
+        <w:t xml:space="preserve">Hasil </w:t>
+      </w:r>
+      <w:proofErr w:type="spellStart"/>
+      <w:r>
+        <w:rPr>
+          <w:rFonts w:ascii="Arial" w:hAnsi="Arial" w:cs="Arial"/>
+          <w:b/>
+          <w:bCs/>
+          <w:sz w:val="22"/>
+          <w:szCs w:val="22"/>
+        </w:rPr>
+        <w:t>Reviu</w:t>
+      </w:r>
+      <w:proofErr w:type="spellEnd"/>
       <w:r>
         <w:rPr>
           <w:rFonts w:ascii="Arial" w:hAnsi="Arial" w:cs="Arial"/>
@@ -6802,6 +7284,7 @@
                 <w:szCs w:val="22"/>
               </w:rPr>
             </w:pPr>
+            <w:proofErr w:type="spellStart"/>
             <w:r>
               <w:rPr>
                 <w:rFonts w:ascii="Arial" w:hAnsi="Arial" w:cs="Arial"/>
@@ -6811,7 +7294,19 @@
                 <w:szCs w:val="22"/>
                 <w:lang w:val="en-US"/>
               </w:rPr>
-              <w:t>Catatan/</w:t>
+              <w:t>Catatan</w:t>
+            </w:r>
+            <w:proofErr w:type="spellEnd"/>
+            <w:r>
+              <w:rPr>
+                <w:rFonts w:ascii="Arial" w:hAnsi="Arial" w:cs="Arial"/>
+                <w:b/>
+                <w:bCs/>
+                <w:sz w:val="22"/>
+                <w:szCs w:val="22"/>
+                <w:lang w:val="en-US"/>
+              </w:rPr>
+              <w:t>/</w:t>
             </w:r>
             <w:r>
               <w:rPr>
@@ -6845,6 +7340,7 @@
                 <w:lang w:val="en-US"/>
               </w:rPr>
             </w:pPr>
+            <w:proofErr w:type="spellStart"/>
             <w:r>
               <w:rPr>
                 <w:rFonts w:ascii="Arial" w:hAnsi="Arial" w:cs="Arial"/>
@@ -6854,8 +7350,33 @@
                 <w:szCs w:val="22"/>
                 <w:lang w:val="en-US"/>
               </w:rPr>
-              <w:t>Tindak Lanjut</w:t>
-            </w:r>
+              <w:t>Tindak</w:t>
+            </w:r>
+            <w:proofErr w:type="spellEnd"/>
+            <w:r>
+              <w:rPr>
+                <w:rFonts w:ascii="Arial" w:hAnsi="Arial" w:cs="Arial"/>
+                <w:b/>
+                <w:bCs/>
+                <w:sz w:val="22"/>
+                <w:szCs w:val="22"/>
+                <w:lang w:val="en-US"/>
+              </w:rPr>
+              <w:t xml:space="preserve"> </w:t>
+            </w:r>
+            <w:proofErr w:type="spellStart"/>
+            <w:r>
+              <w:rPr>
+                <w:rFonts w:ascii="Arial" w:hAnsi="Arial" w:cs="Arial"/>
+                <w:b/>
+                <w:bCs/>
+                <w:sz w:val="22"/>
+                <w:szCs w:val="22"/>
+                <w:lang w:val="en-US"/>
+              </w:rPr>
+              <w:t>Lanjut</w:t>
+            </w:r>
+            <w:proofErr w:type="spellEnd"/>
           </w:p>
         </w:tc>
       </w:tr>
@@ -7070,8 +7591,59 @@
                 <w:szCs w:val="22"/>
                 <w:lang w:val="sv-SE"/>
               </w:rPr>
-              <w:t>Surat usulan tender dari Kasatker</w:t>
-            </w:r>
+              <w:t xml:space="preserve">Surat </w:t>
+            </w:r>
+            <w:proofErr w:type="spellStart"/>
+            <w:r>
+              <w:rPr>
+                <w:rFonts w:ascii="Arial" w:hAnsi="Arial" w:cs="Arial"/>
+                <w:sz w:val="22"/>
+                <w:szCs w:val="22"/>
+                <w:lang w:val="sv-SE"/>
+              </w:rPr>
+              <w:t>usulan</w:t>
+            </w:r>
+            <w:proofErr w:type="spellEnd"/>
+            <w:r>
+              <w:rPr>
+                <w:rFonts w:ascii="Arial" w:hAnsi="Arial" w:cs="Arial"/>
+                <w:sz w:val="22"/>
+                <w:szCs w:val="22"/>
+                <w:lang w:val="sv-SE"/>
+              </w:rPr>
+              <w:t xml:space="preserve"> </w:t>
+            </w:r>
+            <w:proofErr w:type="gramStart"/>
+            <w:r>
+              <w:rPr>
+                <w:rFonts w:ascii="Arial" w:hAnsi="Arial" w:cs="Arial"/>
+                <w:sz w:val="22"/>
+                <w:szCs w:val="22"/>
+                <w:lang w:val="sv-SE"/>
+              </w:rPr>
+              <w:t>tender dari</w:t>
+            </w:r>
+            <w:proofErr w:type="gramEnd"/>
+            <w:r>
+              <w:rPr>
+                <w:rFonts w:ascii="Arial" w:hAnsi="Arial" w:cs="Arial"/>
+                <w:sz w:val="22"/>
+                <w:szCs w:val="22"/>
+                <w:lang w:val="sv-SE"/>
+              </w:rPr>
+              <w:t xml:space="preserve"> </w:t>
+            </w:r>
+            <w:proofErr w:type="spellStart"/>
+            <w:r>
+              <w:rPr>
+                <w:rFonts w:ascii="Arial" w:hAnsi="Arial" w:cs="Arial"/>
+                <w:sz w:val="22"/>
+                <w:szCs w:val="22"/>
+                <w:lang w:val="sv-SE"/>
+              </w:rPr>
+              <w:t>Kasatker</w:t>
+            </w:r>
+            <w:proofErr w:type="spellEnd"/>
           </w:p>
         </w:tc>
         <w:tc>
@@ -7236,7 +7808,47 @@
                 <w:szCs w:val="22"/>
                 <w:lang w:val="en-US"/>
               </w:rPr>
-              <w:t>Surat usulan tender dari PPK</w:t>
+              <w:t xml:space="preserve">Surat </w:t>
+            </w:r>
+            <w:proofErr w:type="spellStart"/>
+            <w:r>
+              <w:rPr>
+                <w:rFonts w:ascii="Arial" w:hAnsi="Arial" w:cs="Arial"/>
+                <w:sz w:val="22"/>
+                <w:szCs w:val="22"/>
+                <w:lang w:val="en-US"/>
+              </w:rPr>
+              <w:t>usulan</w:t>
+            </w:r>
+            <w:proofErr w:type="spellEnd"/>
+            <w:r>
+              <w:rPr>
+                <w:rFonts w:ascii="Arial" w:hAnsi="Arial" w:cs="Arial"/>
+                <w:sz w:val="22"/>
+                <w:szCs w:val="22"/>
+                <w:lang w:val="en-US"/>
+              </w:rPr>
+              <w:t xml:space="preserve"> tender </w:t>
+            </w:r>
+            <w:proofErr w:type="spellStart"/>
+            <w:r>
+              <w:rPr>
+                <w:rFonts w:ascii="Arial" w:hAnsi="Arial" w:cs="Arial"/>
+                <w:sz w:val="22"/>
+                <w:szCs w:val="22"/>
+                <w:lang w:val="en-US"/>
+              </w:rPr>
+              <w:t>dari</w:t>
+            </w:r>
+            <w:proofErr w:type="spellEnd"/>
+            <w:r>
+              <w:rPr>
+                <w:rFonts w:ascii="Arial" w:hAnsi="Arial" w:cs="Arial"/>
+                <w:sz w:val="22"/>
+                <w:szCs w:val="22"/>
+                <w:lang w:val="en-US"/>
+              </w:rPr>
+              <w:t xml:space="preserve"> PPK</w:t>
             </w:r>
           </w:p>
         </w:tc>
@@ -7395,14 +8007,65 @@
                 <w:lang w:val="en-US"/>
               </w:rPr>
             </w:pPr>
-            <w:r>
-              <w:rPr>
-                <w:rFonts w:ascii="Arial" w:hAnsi="Arial" w:cs="Arial"/>
-                <w:sz w:val="22"/>
-                <w:szCs w:val="22"/>
-                <w:lang w:val="en-US"/>
-              </w:rPr>
-              <w:t>Kerangka Acuan Kerja (</w:t>
+            <w:proofErr w:type="spellStart"/>
+            <w:r>
+              <w:rPr>
+                <w:rFonts w:ascii="Arial" w:hAnsi="Arial" w:cs="Arial"/>
+                <w:sz w:val="22"/>
+                <w:szCs w:val="22"/>
+                <w:lang w:val="en-US"/>
+              </w:rPr>
+              <w:t>Kerangka</w:t>
+            </w:r>
+            <w:proofErr w:type="spellEnd"/>
+            <w:r>
+              <w:rPr>
+                <w:rFonts w:ascii="Arial" w:hAnsi="Arial" w:cs="Arial"/>
+                <w:sz w:val="22"/>
+                <w:szCs w:val="22"/>
+                <w:lang w:val="en-US"/>
+              </w:rPr>
+              <w:t xml:space="preserve"> </w:t>
+            </w:r>
+            <w:proofErr w:type="spellStart"/>
+            <w:r>
+              <w:rPr>
+                <w:rFonts w:ascii="Arial" w:hAnsi="Arial" w:cs="Arial"/>
+                <w:sz w:val="22"/>
+                <w:szCs w:val="22"/>
+                <w:lang w:val="en-US"/>
+              </w:rPr>
+              <w:t>Acuan</w:t>
+            </w:r>
+            <w:proofErr w:type="spellEnd"/>
+            <w:r>
+              <w:rPr>
+                <w:rFonts w:ascii="Arial" w:hAnsi="Arial" w:cs="Arial"/>
+                <w:sz w:val="22"/>
+                <w:szCs w:val="22"/>
+                <w:lang w:val="en-US"/>
+              </w:rPr>
+              <w:t xml:space="preserve"> </w:t>
+            </w:r>
+            <w:proofErr w:type="spellStart"/>
+            <w:r>
+              <w:rPr>
+                <w:rFonts w:ascii="Arial" w:hAnsi="Arial" w:cs="Arial"/>
+                <w:sz w:val="22"/>
+                <w:szCs w:val="22"/>
+                <w:lang w:val="en-US"/>
+              </w:rPr>
+              <w:t>Kerja</w:t>
+            </w:r>
+            <w:proofErr w:type="spellEnd"/>
+            <w:r>
+              <w:rPr>
+                <w:rFonts w:ascii="Arial" w:hAnsi="Arial" w:cs="Arial"/>
+                <w:sz w:val="22"/>
+                <w:szCs w:val="22"/>
+                <w:lang w:val="en-US"/>
+              </w:rPr>
+              <w:t xml:space="preserve"> (</w:t>
             </w:r>
             <w:r>
               <w:rPr>
@@ -8072,8 +8735,18 @@
                 <w:sz w:val="22"/>
                 <w:szCs w:val="22"/>
               </w:rPr>
-              <w:t>BOQ Kosongan</w:t>
-            </w:r>
+              <w:t xml:space="preserve">BOQ </w:t>
+            </w:r>
+            <w:proofErr w:type="spellStart"/>
+            <w:r>
+              <w:rPr>
+                <w:rFonts w:ascii="Arial" w:hAnsi="Arial" w:cs="Arial"/>
+                <w:sz w:val="22"/>
+                <w:szCs w:val="22"/>
+              </w:rPr>
+              <w:t>Kosongan</w:t>
+            </w:r>
+            <w:proofErr w:type="spellEnd"/>
           </w:p>
         </w:tc>
         <w:tc>
@@ -10330,15 +11003,37 @@
                 <w:lang w:val="en-US"/>
               </w:rPr>
             </w:pPr>
-            <w:r>
-              <w:rPr>
-                <w:rFonts w:ascii="Arial" w:hAnsi="Arial" w:cs="Arial"/>
-                <w:sz w:val="22"/>
-                <w:szCs w:val="22"/>
-                <w:lang w:val="en-US"/>
-              </w:rPr>
-              <w:t>Dokumen Pengadaan</w:t>
-            </w:r>
+            <w:proofErr w:type="spellStart"/>
+            <w:r>
+              <w:rPr>
+                <w:rFonts w:ascii="Arial" w:hAnsi="Arial" w:cs="Arial"/>
+                <w:sz w:val="22"/>
+                <w:szCs w:val="22"/>
+                <w:lang w:val="en-US"/>
+              </w:rPr>
+              <w:t>Dokumen</w:t>
+            </w:r>
+            <w:proofErr w:type="spellEnd"/>
+            <w:r>
+              <w:rPr>
+                <w:rFonts w:ascii="Arial" w:hAnsi="Arial" w:cs="Arial"/>
+                <w:sz w:val="22"/>
+                <w:szCs w:val="22"/>
+                <w:lang w:val="en-US"/>
+              </w:rPr>
+              <w:t xml:space="preserve"> </w:t>
+            </w:r>
+            <w:proofErr w:type="spellStart"/>
+            <w:r>
+              <w:rPr>
+                <w:rFonts w:ascii="Arial" w:hAnsi="Arial" w:cs="Arial"/>
+                <w:sz w:val="22"/>
+                <w:szCs w:val="22"/>
+                <w:lang w:val="en-US"/>
+              </w:rPr>
+              <w:t>Pengadaan</w:t>
+            </w:r>
+            <w:proofErr w:type="spellEnd"/>
           </w:p>
         </w:tc>
         <w:tc>
@@ -10459,15 +11154,37 @@
                 <w:lang w:val="en-US"/>
               </w:rPr>
             </w:pPr>
-            <w:r>
-              <w:rPr>
-                <w:rFonts w:ascii="Arial" w:hAnsi="Arial" w:cs="Arial"/>
-                <w:sz w:val="22"/>
-                <w:szCs w:val="22"/>
-                <w:lang w:val="en-US"/>
-              </w:rPr>
-              <w:t>Dokumen Kualifikasi</w:t>
-            </w:r>
+            <w:proofErr w:type="spellStart"/>
+            <w:r>
+              <w:rPr>
+                <w:rFonts w:ascii="Arial" w:hAnsi="Arial" w:cs="Arial"/>
+                <w:sz w:val="22"/>
+                <w:szCs w:val="22"/>
+                <w:lang w:val="en-US"/>
+              </w:rPr>
+              <w:t>Dokumen</w:t>
+            </w:r>
+            <w:proofErr w:type="spellEnd"/>
+            <w:r>
+              <w:rPr>
+                <w:rFonts w:ascii="Arial" w:hAnsi="Arial" w:cs="Arial"/>
+                <w:sz w:val="22"/>
+                <w:szCs w:val="22"/>
+                <w:lang w:val="en-US"/>
+              </w:rPr>
+              <w:t xml:space="preserve"> </w:t>
+            </w:r>
+            <w:proofErr w:type="spellStart"/>
+            <w:r>
+              <w:rPr>
+                <w:rFonts w:ascii="Arial" w:hAnsi="Arial" w:cs="Arial"/>
+                <w:sz w:val="22"/>
+                <w:szCs w:val="22"/>
+                <w:lang w:val="en-US"/>
+              </w:rPr>
+              <w:t>Kualifikasi</w:t>
+            </w:r>
+            <w:proofErr w:type="spellEnd"/>
           </w:p>
         </w:tc>
         <w:tc>
@@ -10623,15 +11340,37 @@
                 <w:lang w:val="en-US"/>
               </w:rPr>
             </w:pPr>
-            <w:r>
-              <w:rPr>
-                <w:rFonts w:ascii="Arial" w:hAnsi="Arial" w:cs="Arial"/>
-                <w:sz w:val="22"/>
-                <w:szCs w:val="22"/>
-                <w:lang w:val="en-US"/>
-              </w:rPr>
-              <w:t>Dokumen Seleksi</w:t>
-            </w:r>
+            <w:proofErr w:type="spellStart"/>
+            <w:r>
+              <w:rPr>
+                <w:rFonts w:ascii="Arial" w:hAnsi="Arial" w:cs="Arial"/>
+                <w:sz w:val="22"/>
+                <w:szCs w:val="22"/>
+                <w:lang w:val="en-US"/>
+              </w:rPr>
+              <w:t>Dokumen</w:t>
+            </w:r>
+            <w:proofErr w:type="spellEnd"/>
+            <w:r>
+              <w:rPr>
+                <w:rFonts w:ascii="Arial" w:hAnsi="Arial" w:cs="Arial"/>
+                <w:sz w:val="22"/>
+                <w:szCs w:val="22"/>
+                <w:lang w:val="en-US"/>
+              </w:rPr>
+              <w:t xml:space="preserve"> </w:t>
+            </w:r>
+            <w:proofErr w:type="spellStart"/>
+            <w:r>
+              <w:rPr>
+                <w:rFonts w:ascii="Arial" w:hAnsi="Arial" w:cs="Arial"/>
+                <w:sz w:val="22"/>
+                <w:szCs w:val="22"/>
+                <w:lang w:val="en-US"/>
+              </w:rPr>
+              <w:t>Seleksi</w:t>
+            </w:r>
+            <w:proofErr w:type="spellEnd"/>
           </w:p>
         </w:tc>
         <w:tc>
@@ -10780,6 +11519,7 @@
         </w:rPr>
         <w:t xml:space="preserve">Menyesuaikan dengan </w:t>
       </w:r>
+      <w:proofErr w:type="spellStart"/>
       <w:r>
         <w:rPr>
           <w:rFonts w:ascii="Arial" w:eastAsia="Arial" w:hAnsi="Arial" w:cs="Arial"/>
@@ -10787,8 +11527,9 @@
           <w:szCs w:val="22"/>
           <w:lang w:val="sv-SE"/>
         </w:rPr>
-        <w:t>jasa konsultansi konstruksi yang akan di</w:t>
-      </w:r>
+        <w:t>jasa</w:t>
+      </w:r>
+      <w:proofErr w:type="spellEnd"/>
       <w:r>
         <w:rPr>
           <w:rFonts w:ascii="Arial" w:eastAsia="Arial" w:hAnsi="Arial" w:cs="Arial"/>
@@ -10796,8 +11537,68 @@
           <w:szCs w:val="22"/>
           <w:lang w:val="sv-SE"/>
         </w:rPr>
+        <w:t xml:space="preserve"> </w:t>
+      </w:r>
+      <w:proofErr w:type="spellStart"/>
+      <w:r>
+        <w:rPr>
+          <w:rFonts w:ascii="Arial" w:eastAsia="Arial" w:hAnsi="Arial" w:cs="Arial"/>
+          <w:sz w:val="22"/>
+          <w:szCs w:val="22"/>
+          <w:lang w:val="sv-SE"/>
+        </w:rPr>
+        <w:t>konsultansi</w:t>
+      </w:r>
+      <w:proofErr w:type="spellEnd"/>
+      <w:r>
+        <w:rPr>
+          <w:rFonts w:ascii="Arial" w:eastAsia="Arial" w:hAnsi="Arial" w:cs="Arial"/>
+          <w:sz w:val="22"/>
+          <w:szCs w:val="22"/>
+          <w:lang w:val="sv-SE"/>
+        </w:rPr>
+        <w:t xml:space="preserve"> </w:t>
+      </w:r>
+      <w:proofErr w:type="spellStart"/>
+      <w:r>
+        <w:rPr>
+          <w:rFonts w:ascii="Arial" w:eastAsia="Arial" w:hAnsi="Arial" w:cs="Arial"/>
+          <w:sz w:val="22"/>
+          <w:szCs w:val="22"/>
+          <w:lang w:val="sv-SE"/>
+        </w:rPr>
+        <w:t>konstruksi</w:t>
+      </w:r>
+      <w:proofErr w:type="spellEnd"/>
+      <w:r>
+        <w:rPr>
+          <w:rFonts w:ascii="Arial" w:eastAsia="Arial" w:hAnsi="Arial" w:cs="Arial"/>
+          <w:sz w:val="22"/>
+          <w:szCs w:val="22"/>
+          <w:lang w:val="sv-SE"/>
+        </w:rPr>
+        <w:t xml:space="preserve"> yang akan </w:t>
+      </w:r>
+      <w:proofErr w:type="spellStart"/>
+      <w:r>
+        <w:rPr>
+          <w:rFonts w:ascii="Arial" w:eastAsia="Arial" w:hAnsi="Arial" w:cs="Arial"/>
+          <w:sz w:val="22"/>
+          <w:szCs w:val="22"/>
+          <w:lang w:val="sv-SE"/>
+        </w:rPr>
+        <w:t>di</w:t>
+      </w:r>
+      <w:r>
+        <w:rPr>
+          <w:rFonts w:ascii="Arial" w:eastAsia="Arial" w:hAnsi="Arial" w:cs="Arial"/>
+          <w:sz w:val="22"/>
+          <w:szCs w:val="22"/>
+          <w:lang w:val="sv-SE"/>
+        </w:rPr>
         <w:t>seleksikan</w:t>
       </w:r>
+      <w:proofErr w:type="spellEnd"/>
       <w:r>
         <w:rPr>
           <w:rFonts w:ascii="Arial" w:eastAsia="Arial" w:hAnsi="Arial" w:cs="Arial"/>
@@ -10843,7 +11644,25 @@
           <w:sz w:val="22"/>
           <w:szCs w:val="22"/>
         </w:rPr>
-        <w:t>Berdasarkan Rapat Reviu Dokumen Persiapan Pengadaan yang telah dilakukan,</w:t>
+        <w:t xml:space="preserve">Berdasarkan Rapat </w:t>
+      </w:r>
+      <w:proofErr w:type="spellStart"/>
+      <w:r>
+        <w:rPr>
+          <w:rFonts w:ascii="Arial" w:eastAsia="Arial" w:hAnsi="Arial" w:cs="Arial"/>
+          <w:sz w:val="22"/>
+          <w:szCs w:val="22"/>
+        </w:rPr>
+        <w:t>Reviu</w:t>
+      </w:r>
+      <w:proofErr w:type="spellEnd"/>
+      <w:r>
+        <w:rPr>
+          <w:rFonts w:ascii="Arial" w:eastAsia="Arial" w:hAnsi="Arial" w:cs="Arial"/>
+          <w:sz w:val="22"/>
+          <w:szCs w:val="22"/>
+        </w:rPr>
+        <w:t xml:space="preserve"> Dokumen Persiapan Pengadaan yang telah dilakukan,</w:t>
       </w:r>
       <w:r>
         <w:rPr>
@@ -10888,7 +11707,25 @@
           <w:sz w:val="22"/>
           <w:szCs w:val="22"/>
         </w:rPr>
-        <w:t xml:space="preserve"> untuk dilanjutkan ke proses penetapan dokumen persiapan pengadaan hasil reviu.</w:t>
+        <w:t xml:space="preserve"> untuk dilanjutkan ke proses penetapan dokumen persiapan pengadaan hasil </w:t>
+      </w:r>
+      <w:proofErr w:type="spellStart"/>
+      <w:r>
+        <w:rPr>
+          <w:rFonts w:ascii="Arial" w:eastAsia="Arial" w:hAnsi="Arial" w:cs="Arial"/>
+          <w:sz w:val="22"/>
+          <w:szCs w:val="22"/>
+        </w:rPr>
+        <w:t>reviu</w:t>
+      </w:r>
+      <w:proofErr w:type="spellEnd"/>
+      <w:r>
+        <w:rPr>
+          <w:rFonts w:ascii="Arial" w:eastAsia="Arial" w:hAnsi="Arial" w:cs="Arial"/>
+          <w:sz w:val="22"/>
+          <w:szCs w:val="22"/>
+        </w:rPr>
+        <w:t>.</w:t>
       </w:r>
       <w:r>
         <w:rPr>
@@ -11235,7 +12072,25 @@
           <w:szCs w:val="22"/>
         </w:rPr>
         <w:lastRenderedPageBreak/>
-        <w:t>Demikian berita acara reviu dokumen persiapan pengadaan dibuat untuk dipergunakan sebagaimana mestinya.</w:t>
+        <w:t xml:space="preserve">Demikian berita acara </w:t>
+      </w:r>
+      <w:proofErr w:type="spellStart"/>
+      <w:r>
+        <w:rPr>
+          <w:rFonts w:ascii="Arial" w:eastAsia="Arial" w:hAnsi="Arial" w:cs="Arial"/>
+          <w:sz w:val="22"/>
+          <w:szCs w:val="22"/>
+        </w:rPr>
+        <w:t>reviu</w:t>
+      </w:r>
+      <w:proofErr w:type="spellEnd"/>
+      <w:r>
+        <w:rPr>
+          <w:rFonts w:ascii="Arial" w:eastAsia="Arial" w:hAnsi="Arial" w:cs="Arial"/>
+          <w:sz w:val="22"/>
+          <w:szCs w:val="22"/>
+        </w:rPr>
+        <w:t xml:space="preserve"> dokumen persiapan pengadaan dibuat untuk dipergunakan sebagaimana mestinya.</w:t>
       </w:r>
       <w:r>
         <w:rPr>
@@ -11305,8 +12160,9 @@
           <w:sz w:val="22"/>
           <w:szCs w:val="22"/>
         </w:rPr>
-        <w:t xml:space="preserve">{kode_pokja} </w:t>
-      </w:r>
+        <w:t>{</w:t>
+      </w:r>
+      <w:proofErr w:type="spellStart"/>
       <w:r>
         <w:rPr>
           <w:rFonts w:ascii="Arial" w:eastAsia="Arial" w:hAnsi="Arial" w:cs="Arial"/>
@@ -11314,10 +12170,10 @@
           <w:bCs/>
           <w:sz w:val="22"/>
           <w:szCs w:val="22"/>
-          <w:lang w:val="ms-MY"/>
-        </w:rPr>
-        <w:t xml:space="preserve">BP2JK WILAYAH KALIMANTAN SELATAN TAHUN ANGGARAN </w:t>
-      </w:r>
+        </w:rPr>
+        <w:t>kode_pokja</w:t>
+      </w:r>
+      <w:proofErr w:type="spellEnd"/>
       <w:r>
         <w:rPr>
           <w:rFonts w:ascii="Arial" w:eastAsia="Arial" w:hAnsi="Arial" w:cs="Arial"/>
@@ -11326,7 +12182,50 @@
           <w:sz w:val="22"/>
           <w:szCs w:val="22"/>
         </w:rPr>
-        <w:t>{tahun_anggaran}</w:t>
+        <w:t xml:space="preserve">} </w:t>
+      </w:r>
+      <w:r>
+        <w:rPr>
+          <w:rFonts w:ascii="Arial" w:eastAsia="Arial" w:hAnsi="Arial" w:cs="Arial"/>
+          <w:b/>
+          <w:bCs/>
+          <w:sz w:val="22"/>
+          <w:szCs w:val="22"/>
+          <w:lang w:val="ms-MY"/>
+        </w:rPr>
+        <w:t xml:space="preserve">BP2JK WILAYAH KALIMANTAN SELATAN TAHUN ANGGARAN </w:t>
+      </w:r>
+      <w:r>
+        <w:rPr>
+          <w:rFonts w:ascii="Arial" w:eastAsia="Arial" w:hAnsi="Arial" w:cs="Arial"/>
+          <w:b/>
+          <w:bCs/>
+          <w:sz w:val="22"/>
+          <w:szCs w:val="22"/>
+        </w:rPr>
+        <w:t>{</w:t>
+      </w:r>
+      <w:proofErr w:type="spellStart"/>
+      <w:r>
+        <w:rPr>
+          <w:rFonts w:ascii="Arial" w:eastAsia="Arial" w:hAnsi="Arial" w:cs="Arial"/>
+          <w:b/>
+          <w:bCs/>
+          <w:sz w:val="22"/>
+          <w:szCs w:val="22"/>
+        </w:rPr>
+        <w:t>tahun_anggaran</w:t>
+      </w:r>
+      <w:proofErr w:type="spellEnd"/>
+      <w:r>
+        <w:rPr>
+          <w:rFonts w:ascii="Arial" w:eastAsia="Arial" w:hAnsi="Arial" w:cs="Arial"/>
+          <w:b/>
+          <w:bCs/>
+          <w:sz w:val="22"/>
+          <w:szCs w:val="22"/>
+        </w:rPr>
+        <w:t>}</w:t>
       </w:r>
     </w:p>
     <w:p>
@@ -11388,6 +12287,7 @@
                 <w:szCs w:val="22"/>
               </w:rPr>
             </w:pPr>
+            <w:proofErr w:type="spellStart"/>
             <w:r>
               <w:rPr>
                 <w:rFonts w:ascii="Arial" w:hAnsi="Arial" w:cs="Arial"/>
@@ -11398,6 +12298,7 @@
               </w:rPr>
               <w:t>No</w:t>
             </w:r>
+            <w:proofErr w:type="spellEnd"/>
           </w:p>
         </w:tc>
         <w:tc>
@@ -11558,7 +12459,25 @@
                 <w:sz w:val="22"/>
                 <w:szCs w:val="22"/>
               </w:rPr>
-              <w:t>{ketua_pokja}</w:t>
+              <w:t>{</w:t>
+            </w:r>
+            <w:proofErr w:type="spellStart"/>
+            <w:r>
+              <w:rPr>
+                <w:rFonts w:ascii="Arial" w:hAnsi="Arial" w:cs="Arial"/>
+                <w:sz w:val="22"/>
+                <w:szCs w:val="22"/>
+              </w:rPr>
+              <w:t>ketua_pokja</w:t>
+            </w:r>
+            <w:proofErr w:type="spellEnd"/>
+            <w:r>
+              <w:rPr>
+                <w:rFonts w:ascii="Arial" w:hAnsi="Arial" w:cs="Arial"/>
+                <w:sz w:val="22"/>
+                <w:szCs w:val="22"/>
+              </w:rPr>
+              <w:t>}</w:t>
             </w:r>
           </w:p>
         </w:tc>
@@ -11672,7 +12591,25 @@
                 <w:sz w:val="22"/>
                 <w:szCs w:val="22"/>
               </w:rPr>
-              <w:t>{sekre_pokja}</w:t>
+              <w:t>{</w:t>
+            </w:r>
+            <w:proofErr w:type="spellStart"/>
+            <w:r>
+              <w:rPr>
+                <w:rFonts w:ascii="Arial" w:hAnsi="Arial" w:cs="Arial"/>
+                <w:sz w:val="22"/>
+                <w:szCs w:val="22"/>
+              </w:rPr>
+              <w:t>sekre_pokja</w:t>
+            </w:r>
+            <w:proofErr w:type="spellEnd"/>
+            <w:r>
+              <w:rPr>
+                <w:rFonts w:ascii="Arial" w:hAnsi="Arial" w:cs="Arial"/>
+                <w:sz w:val="22"/>
+                <w:szCs w:val="22"/>
+              </w:rPr>
+              <w:t>}</w:t>
             </w:r>
           </w:p>
         </w:tc>
@@ -11786,8 +12723,18 @@
                 <w:sz w:val="22"/>
                 <w:szCs w:val="22"/>
               </w:rPr>
-              <w:t>{anggota_pokja</w:t>
-            </w:r>
+              <w:t>{</w:t>
+            </w:r>
+            <w:proofErr w:type="spellStart"/>
+            <w:r>
+              <w:rPr>
+                <w:rFonts w:ascii="Arial" w:hAnsi="Arial" w:cs="Arial"/>
+                <w:sz w:val="22"/>
+                <w:szCs w:val="22"/>
+              </w:rPr>
+              <w:t>anggota_pokja</w:t>
+            </w:r>
+            <w:proofErr w:type="spellEnd"/>
             <w:r>
               <w:rPr>
                 <w:rFonts w:ascii="Arial" w:hAnsi="Arial" w:cs="Arial"/>
@@ -11918,8 +12865,18 @@
                 <w:sz w:val="22"/>
                 <w:szCs w:val="22"/>
               </w:rPr>
-              <w:t>{anggota_pokja</w:t>
-            </w:r>
+              <w:t>{</w:t>
+            </w:r>
+            <w:proofErr w:type="spellStart"/>
+            <w:r>
+              <w:rPr>
+                <w:rFonts w:ascii="Arial" w:hAnsi="Arial" w:cs="Arial"/>
+                <w:sz w:val="22"/>
+                <w:szCs w:val="22"/>
+              </w:rPr>
+              <w:t>anggota_pokja</w:t>
+            </w:r>
+            <w:proofErr w:type="spellEnd"/>
             <w:r>
               <w:rPr>
                 <w:rFonts w:ascii="Arial" w:hAnsi="Arial" w:cs="Arial"/>
@@ -12049,8 +13006,18 @@
                 <w:sz w:val="22"/>
                 <w:szCs w:val="22"/>
               </w:rPr>
-              <w:t>{anggota_pokja</w:t>
-            </w:r>
+              <w:t>{</w:t>
+            </w:r>
+            <w:proofErr w:type="spellStart"/>
+            <w:r>
+              <w:rPr>
+                <w:rFonts w:ascii="Arial" w:hAnsi="Arial" w:cs="Arial"/>
+                <w:sz w:val="22"/>
+                <w:szCs w:val="22"/>
+              </w:rPr>
+              <w:t>anggota_pokja</w:t>
+            </w:r>
+            <w:proofErr w:type="spellEnd"/>
             <w:r>
               <w:rPr>
                 <w:rFonts w:ascii="Arial" w:hAnsi="Arial" w:cs="Arial"/>
@@ -12162,7 +13129,29 @@
           <w:sz w:val="22"/>
           <w:szCs w:val="22"/>
         </w:rPr>
-        <w:t>{kode_pokja}</w:t>
+        <w:t>{</w:t>
+      </w:r>
+      <w:proofErr w:type="spellStart"/>
+      <w:r>
+        <w:rPr>
+          <w:rFonts w:ascii="Arial" w:eastAsia="Arial" w:hAnsi="Arial" w:cs="Arial"/>
+          <w:b/>
+          <w:bCs/>
+          <w:sz w:val="22"/>
+          <w:szCs w:val="22"/>
+        </w:rPr>
+        <w:t>kode_pokja</w:t>
+      </w:r>
+      <w:proofErr w:type="spellEnd"/>
+      <w:r>
+        <w:rPr>
+          <w:rFonts w:ascii="Arial" w:eastAsia="Arial" w:hAnsi="Arial" w:cs="Arial"/>
+          <w:b/>
+          <w:bCs/>
+          <w:sz w:val="22"/>
+          <w:szCs w:val="22"/>
+        </w:rPr>
+        <w:t>}</w:t>
       </w:r>
       <w:r>
         <w:rPr>
@@ -12231,7 +13220,29 @@
           <w:sz w:val="22"/>
           <w:szCs w:val="22"/>
         </w:rPr>
-        <w:t>{tahun_anggaran}</w:t>
+        <w:t>{</w:t>
+      </w:r>
+      <w:proofErr w:type="spellStart"/>
+      <w:r>
+        <w:rPr>
+          <w:rFonts w:ascii="Arial" w:eastAsia="Arial" w:hAnsi="Arial" w:cs="Arial"/>
+          <w:b/>
+          <w:bCs/>
+          <w:sz w:val="22"/>
+          <w:szCs w:val="22"/>
+        </w:rPr>
+        <w:t>tahun_anggaran</w:t>
+      </w:r>
+      <w:proofErr w:type="spellEnd"/>
+      <w:r>
+        <w:rPr>
+          <w:rFonts w:ascii="Arial" w:eastAsia="Arial" w:hAnsi="Arial" w:cs="Arial"/>
+          <w:b/>
+          <w:bCs/>
+          <w:sz w:val="22"/>
+          <w:szCs w:val="22"/>
+        </w:rPr>
+        <w:t>}</w:t>
       </w:r>
     </w:p>
     <w:p>
@@ -12290,6 +13301,7 @@
                 <w:szCs w:val="22"/>
               </w:rPr>
             </w:pPr>
+            <w:proofErr w:type="spellStart"/>
             <w:r>
               <w:rPr>
                 <w:rFonts w:ascii="Arial" w:hAnsi="Arial" w:cs="Arial"/>
@@ -12300,6 +13312,7 @@
               </w:rPr>
               <w:t>No</w:t>
             </w:r>
+            <w:proofErr w:type="spellEnd"/>
           </w:p>
         </w:tc>
         <w:tc>
@@ -12449,7 +13462,27 @@
                 <w:sz w:val="22"/>
                 <w:szCs w:val="22"/>
               </w:rPr>
-              <w:t>{ketua_timlak}</w:t>
+              <w:t>{</w:t>
+            </w:r>
+            <w:proofErr w:type="spellStart"/>
+            <w:r>
+              <w:rPr>
+                <w:rFonts w:ascii="Arial" w:eastAsia="Arial" w:hAnsi="Arial" w:cs="Arial"/>
+                <w:spacing w:val="2"/>
+                <w:sz w:val="22"/>
+                <w:szCs w:val="22"/>
+              </w:rPr>
+              <w:t>ketua_timlak</w:t>
+            </w:r>
+            <w:proofErr w:type="spellEnd"/>
+            <w:r>
+              <w:rPr>
+                <w:rFonts w:ascii="Arial" w:eastAsia="Arial" w:hAnsi="Arial" w:cs="Arial"/>
+                <w:spacing w:val="2"/>
+                <w:sz w:val="22"/>
+                <w:szCs w:val="22"/>
+              </w:rPr>
+              <w:t>}</w:t>
             </w:r>
           </w:p>
         </w:tc>
@@ -12561,7 +13594,27 @@
                 <w:sz w:val="22"/>
                 <w:szCs w:val="22"/>
               </w:rPr>
-              <w:t>{sekre_timlak}</w:t>
+              <w:t>{</w:t>
+            </w:r>
+            <w:proofErr w:type="spellStart"/>
+            <w:r>
+              <w:rPr>
+                <w:rFonts w:ascii="Arial" w:eastAsia="Arial" w:hAnsi="Arial" w:cs="Arial"/>
+                <w:spacing w:val="2"/>
+                <w:sz w:val="22"/>
+                <w:szCs w:val="22"/>
+              </w:rPr>
+              <w:t>sekre_timlak</w:t>
+            </w:r>
+            <w:proofErr w:type="spellEnd"/>
+            <w:r>
+              <w:rPr>
+                <w:rFonts w:ascii="Arial" w:eastAsia="Arial" w:hAnsi="Arial" w:cs="Arial"/>
+                <w:spacing w:val="2"/>
+                <w:sz w:val="22"/>
+                <w:szCs w:val="22"/>
+              </w:rPr>
+              <w:t>}</w:t>
             </w:r>
           </w:p>
         </w:tc>
@@ -12671,7 +13724,25 @@
                 <w:sz w:val="22"/>
                 <w:szCs w:val="22"/>
               </w:rPr>
-              <w:t>{anggota_timlak}</w:t>
+              <w:t>{</w:t>
+            </w:r>
+            <w:proofErr w:type="spellStart"/>
+            <w:r>
+              <w:rPr>
+                <w:rFonts w:ascii="Arial" w:eastAsia="Arial" w:hAnsi="Arial" w:cs="Arial"/>
+                <w:sz w:val="22"/>
+                <w:szCs w:val="22"/>
+              </w:rPr>
+              <w:t>anggota_timlak</w:t>
+            </w:r>
+            <w:proofErr w:type="spellEnd"/>
+            <w:r>
+              <w:rPr>
+                <w:rFonts w:ascii="Arial" w:eastAsia="Arial" w:hAnsi="Arial" w:cs="Arial"/>
+                <w:sz w:val="22"/>
+                <w:szCs w:val="22"/>
+              </w:rPr>
+              <w:t>}</w:t>
             </w:r>
           </w:p>
         </w:tc>
@@ -12762,8 +13833,9 @@
           <w:szCs w:val="22"/>
           <w:lang w:val="ms-MY"/>
         </w:rPr>
-        <w:t>{satuan_kerja</w:t>
-      </w:r>
+        <w:t>{</w:t>
+      </w:r>
+      <w:proofErr w:type="spellStart"/>
       <w:r>
         <w:rPr>
           <w:rFonts w:ascii="Arial" w:eastAsia="Arial" w:hAnsi="Arial" w:cs="Arial"/>
@@ -12771,9 +13843,33 @@
           <w:bCs/>
           <w:sz w:val="22"/>
           <w:szCs w:val="22"/>
-        </w:rPr>
-        <w:t>_upper</w:t>
-      </w:r>
+          <w:lang w:val="ms-MY"/>
+        </w:rPr>
+        <w:t>satuan_kerja</w:t>
+      </w:r>
+      <w:proofErr w:type="spellEnd"/>
+      <w:r>
+        <w:rPr>
+          <w:rFonts w:ascii="Arial" w:eastAsia="Arial" w:hAnsi="Arial" w:cs="Arial"/>
+          <w:b/>
+          <w:bCs/>
+          <w:sz w:val="22"/>
+          <w:szCs w:val="22"/>
+        </w:rPr>
+        <w:t>_</w:t>
+      </w:r>
+      <w:proofErr w:type="spellStart"/>
+      <w:r>
+        <w:rPr>
+          <w:rFonts w:ascii="Arial" w:eastAsia="Arial" w:hAnsi="Arial" w:cs="Arial"/>
+          <w:b/>
+          <w:bCs/>
+          <w:sz w:val="22"/>
+          <w:szCs w:val="22"/>
+        </w:rPr>
+        <w:t>upper</w:t>
+      </w:r>
+      <w:proofErr w:type="spellEnd"/>
       <w:r>
         <w:rPr>
           <w:rFonts w:ascii="Arial" w:eastAsia="Arial" w:hAnsi="Arial" w:cs="Arial"/>
@@ -12843,6 +13939,7 @@
                 <w:szCs w:val="22"/>
               </w:rPr>
             </w:pPr>
+            <w:proofErr w:type="spellStart"/>
             <w:r>
               <w:rPr>
                 <w:rFonts w:ascii="Arial" w:hAnsi="Arial" w:cs="Arial"/>
@@ -12853,6 +13950,7 @@
               </w:rPr>
               <w:t>No</w:t>
             </w:r>
+            <w:proofErr w:type="spellEnd"/>
           </w:p>
         </w:tc>
         <w:tc>
@@ -13002,7 +14100,29 @@
                 <w:szCs w:val="22"/>
                 <w:lang w:val="en-US"/>
               </w:rPr>
-              <w:t>{nama_ppk}</w:t>
+              <w:t>{</w:t>
+            </w:r>
+            <w:proofErr w:type="spellStart"/>
+            <w:r>
+              <w:rPr>
+                <w:rFonts w:ascii="Arial" w:eastAsia="Arial" w:hAnsi="Arial" w:cs="Arial"/>
+                <w:spacing w:val="-2"/>
+                <w:sz w:val="22"/>
+                <w:szCs w:val="22"/>
+                <w:lang w:val="en-US"/>
+              </w:rPr>
+              <w:t>nama_ppk</w:t>
+            </w:r>
+            <w:proofErr w:type="spellEnd"/>
+            <w:r>
+              <w:rPr>
+                <w:rFonts w:ascii="Arial" w:eastAsia="Arial" w:hAnsi="Arial" w:cs="Arial"/>
+                <w:spacing w:val="-2"/>
+                <w:sz w:val="22"/>
+                <w:szCs w:val="22"/>
+                <w:lang w:val="en-US"/>
+              </w:rPr>
+              <w:t>}</w:t>
             </w:r>
           </w:p>
         </w:tc>
@@ -13032,7 +14152,27 @@
                 <w:szCs w:val="22"/>
                 <w:lang w:val="en-US"/>
               </w:rPr>
-              <w:t>{ppk}</w:t>
+              <w:t>{</w:t>
+            </w:r>
+            <w:proofErr w:type="spellStart"/>
+            <w:r>
+              <w:rPr>
+                <w:rFonts w:ascii="Arial" w:hAnsi="Arial" w:cs="Arial"/>
+                <w:sz w:val="22"/>
+                <w:szCs w:val="22"/>
+                <w:lang w:val="en-US"/>
+              </w:rPr>
+              <w:t>ppk</w:t>
+            </w:r>
+            <w:proofErr w:type="spellEnd"/>
+            <w:r>
+              <w:rPr>
+                <w:rFonts w:ascii="Arial" w:hAnsi="Arial" w:cs="Arial"/>
+                <w:sz w:val="22"/>
+                <w:szCs w:val="22"/>
+                <w:lang w:val="en-US"/>
+              </w:rPr>
+              <w:t>}</w:t>
             </w:r>
           </w:p>
         </w:tc>
@@ -13073,7 +14213,7 @@
       </w:pPr>
     </w:p>
     <w:sectPr>
-      <w:footerReference w:type="default" r:id="rId15"/>
+      <w:footerReference w:type="default" r:id="rId17"/>
       <w:pgSz w:w="11907" w:h="16840" w:code="9"/>
       <w:pgMar w:top="1418" w:right="1418" w:bottom="1134" w:left="1134" w:header="720" w:footer="284" w:gutter="0"/>
       <w:cols w:space="720"/>
@@ -13110,7 +14250,6 @@
   <w:p>
     <w:pPr>
       <w:pStyle w:val="Footer"/>
-      <w:jc w:val="center"/>
     </w:pPr>
   </w:p>
 </w:ftr>
@@ -13128,6 +14267,17 @@
 </file>
 
 <file path=word/footer3.xml><?xml version="1.0" encoding="utf-8"?>
+<w:ftr xmlns:wpc="http://schemas.microsoft.com/office/word/2010/wordprocessingCanvas" xmlns:cx="http://schemas.microsoft.com/office/drawing/2014/chartex" xmlns:cx1="http://schemas.microsoft.com/office/drawing/2015/9/8/chartex" xmlns:cx2="http://schemas.microsoft.com/office/drawing/2015/10/21/chartex" xmlns:cx3="http://schemas.microsoft.com/office/drawing/2016/5/9/chartex" xmlns:cx4="http://schemas.microsoft.com/office/drawing/2016/5/10/chartex" xmlns:cx5="http://schemas.microsoft.com/office/drawing/2016/5/11/chartex" xmlns:cx6="http://schemas.microsoft.com/office/drawing/2016/5/12/chartex" xmlns:cx7="http://schemas.microsoft.com/office/drawing/2016/5/13/chartex" xmlns:cx8="http://schemas.microsoft.com/office/drawing/2016/5/14/chartex" xmlns:mc="http://schemas.openxmlformats.org/markup-compatibility/2006" xmlns:aink="http://schemas.microsoft.com/office/drawing/2016/ink" xmlns:am3d="http://schemas.microsoft.com/office/drawing/2017/model3d" xmlns:o="urn:schemas-microsoft-com:office:office" xmlns:oel="http://schemas.microsoft.com/office/2019/extlst" xmlns:r="http://schemas.openxmlformats.org/officeDocument/2006/relationships" xmlns:m="http://schemas.openxmlformats.org/officeDocument/2006/math" xmlns:v="urn:schemas-microsoft-com:vml" xmlns:wp14="http://schemas.microsoft.com/office/word/2010/wordprocessingDrawing" xmlns:wp="http://schemas.openxmlformats.org/drawingml/2006/wordprocessingDrawing" xmlns:w10="urn:schemas-microsoft-com:office:word" xmlns:w="http://schemas.openxmlformats.org/wordprocessingml/2006/main" xmlns:w14="http://schemas.microsoft.com/office/word/2010/wordml" xmlns:w15="http://schemas.microsoft.com/office/word/2012/wordml" xmlns:w16cex="http://schemas.microsoft.com/office/word/2018/wordml/cex" xmlns:w16cid="http://schemas.microsoft.com/office/word/2016/wordml/cid" xmlns:w16="http://schemas.microsoft.com/office/word/2018/wordml" xmlns:w16du="http://schemas.microsoft.com/office/word/2023/wordml/word16du" xmlns:w16sdtdh="http://schemas.microsoft.com/office/word/2020/wordml/sdtdatahash" xmlns:w16sdtfl="http://schemas.microsoft.com/office/word/2024/wordml/sdtformatlock" xmlns:w16se="http://schemas.microsoft.com/office/word/2015/wordml/symex" xmlns:wpg="http://schemas.microsoft.com/office/word/2010/wordprocessingGroup" xmlns:wpi="http://schemas.microsoft.com/office/word/2010/wordprocessingInk" xmlns:wne="http://schemas.microsoft.com/office/word/2006/wordml" xmlns:wps="http://schemas.microsoft.com/office/word/2010/wordprocessingShape" mc:Ignorable="w14 w15 w16se w16cid w16 w16cex w16sdtdh w16sdtfl w16du wp14">
+  <w:p>
+    <w:pPr>
+      <w:pStyle w:val="Footer"/>
+      <w:jc w:val="center"/>
+    </w:pPr>
+  </w:p>
+</w:ftr>
+</file>
+
+<file path=word/footer4.xml><?xml version="1.0" encoding="utf-8"?>
 <w:ftr xmlns:wpc="http://schemas.microsoft.com/office/word/2010/wordprocessingCanvas" xmlns:cx="http://schemas.microsoft.com/office/drawing/2014/chartex" xmlns:cx1="http://schemas.microsoft.com/office/drawing/2015/9/8/chartex" xmlns:cx2="http://schemas.microsoft.com/office/drawing/2015/10/21/chartex" xmlns:cx3="http://schemas.microsoft.com/office/drawing/2016/5/9/chartex" xmlns:cx4="http://schemas.microsoft.com/office/drawing/2016/5/10/chartex" xmlns:cx5="http://schemas.microsoft.com/office/drawing/2016/5/11/chartex" xmlns:cx6="http://schemas.microsoft.com/office/drawing/2016/5/12/chartex" xmlns:cx7="http://schemas.microsoft.com/office/drawing/2016/5/13/chartex" xmlns:cx8="http://schemas.microsoft.com/office/drawing/2016/5/14/chartex" xmlns:mc="http://schemas.openxmlformats.org/markup-compatibility/2006" xmlns:aink="http://schemas.microsoft.com/office/drawing/2016/ink" xmlns:am3d="http://schemas.microsoft.com/office/drawing/2017/model3d" xmlns:o="urn:schemas-microsoft-com:office:office" xmlns:oel="http://schemas.microsoft.com/office/2019/extlst" xmlns:r="http://schemas.openxmlformats.org/officeDocument/2006/relationships" xmlns:m="http://schemas.openxmlformats.org/officeDocument/2006/math" xmlns:v="urn:schemas-microsoft-com:vml" xmlns:wp14="http://schemas.microsoft.com/office/word/2010/wordprocessingDrawing" xmlns:wp="http://schemas.openxmlformats.org/drawingml/2006/wordprocessingDrawing" xmlns:w10="urn:schemas-microsoft-com:office:word" xmlns:w="http://schemas.openxmlformats.org/wordprocessingml/2006/main" xmlns:w14="http://schemas.microsoft.com/office/word/2010/wordml" xmlns:w15="http://schemas.microsoft.com/office/word/2012/wordml" xmlns:w16cex="http://schemas.microsoft.com/office/word/2018/wordml/cex" xmlns:w16cid="http://schemas.microsoft.com/office/word/2016/wordml/cid" xmlns:w16="http://schemas.microsoft.com/office/word/2018/wordml" xmlns:w16du="http://schemas.microsoft.com/office/word/2023/wordml/word16du" xmlns:w16sdtdh="http://schemas.microsoft.com/office/word/2020/wordml/sdtdatahash" xmlns:w16sdtfl="http://schemas.microsoft.com/office/word/2024/wordml/sdtformatlock" xmlns:w16se="http://schemas.microsoft.com/office/word/2015/wordml/symex" xmlns:wpg="http://schemas.microsoft.com/office/word/2010/wordprocessingGroup" xmlns:wpi="http://schemas.microsoft.com/office/word/2010/wordprocessingInk" xmlns:wne="http://schemas.microsoft.com/office/word/2006/wordml" xmlns:wps="http://schemas.microsoft.com/office/word/2010/wordprocessingShape" mc:Ignorable="w14 w15 w16se w16cid w16 w16cex w16sdtdh w16sdtfl w16du wp14">
   <w:p>
     <w:pPr>
@@ -13213,6 +14363,16 @@
       <w:pStyle w:val="Header"/>
     </w:pPr>
   </w:p>
+</w:hdr>
+</file>
+
+<file path=word/header2.xml><?xml version="1.0" encoding="utf-8"?>
+<w:hdr xmlns:wpc="http://schemas.microsoft.com/office/word/2010/wordprocessingCanvas" xmlns:cx="http://schemas.microsoft.com/office/drawing/2014/chartex" xmlns:cx1="http://schemas.microsoft.com/office/drawing/2015/9/8/chartex" xmlns:cx2="http://schemas.microsoft.com/office/drawing/2015/10/21/chartex" xmlns:cx3="http://schemas.microsoft.com/office/drawing/2016/5/9/chartex" xmlns:cx4="http://schemas.microsoft.com/office/drawing/2016/5/10/chartex" xmlns:cx5="http://schemas.microsoft.com/office/drawing/2016/5/11/chartex" xmlns:cx6="http://schemas.microsoft.com/office/drawing/2016/5/12/chartex" xmlns:cx7="http://schemas.microsoft.com/office/drawing/2016/5/13/chartex" xmlns:cx8="http://schemas.microsoft.com/office/drawing/2016/5/14/chartex" xmlns:mc="http://schemas.openxmlformats.org/markup-compatibility/2006" xmlns:aink="http://schemas.microsoft.com/office/drawing/2016/ink" xmlns:am3d="http://schemas.microsoft.com/office/drawing/2017/model3d" xmlns:o="urn:schemas-microsoft-com:office:office" xmlns:oel="http://schemas.microsoft.com/office/2019/extlst" xmlns:r="http://schemas.openxmlformats.org/officeDocument/2006/relationships" xmlns:m="http://schemas.openxmlformats.org/officeDocument/2006/math" xmlns:v="urn:schemas-microsoft-com:vml" xmlns:wp14="http://schemas.microsoft.com/office/word/2010/wordprocessingDrawing" xmlns:wp="http://schemas.openxmlformats.org/drawingml/2006/wordprocessingDrawing" xmlns:w10="urn:schemas-microsoft-com:office:word" xmlns:w="http://schemas.openxmlformats.org/wordprocessingml/2006/main" xmlns:w14="http://schemas.microsoft.com/office/word/2010/wordml" xmlns:w15="http://schemas.microsoft.com/office/word/2012/wordml" xmlns:w16cex="http://schemas.microsoft.com/office/word/2018/wordml/cex" xmlns:w16cid="http://schemas.microsoft.com/office/word/2016/wordml/cid" xmlns:w16="http://schemas.microsoft.com/office/word/2018/wordml" xmlns:w16du="http://schemas.microsoft.com/office/word/2023/wordml/word16du" xmlns:w16sdtdh="http://schemas.microsoft.com/office/word/2020/wordml/sdtdatahash" xmlns:w16sdtfl="http://schemas.microsoft.com/office/word/2024/wordml/sdtformatlock" xmlns:w16se="http://schemas.microsoft.com/office/word/2015/wordml/symex" xmlns:wpg="http://schemas.microsoft.com/office/word/2010/wordprocessingGroup" xmlns:wpi="http://schemas.microsoft.com/office/word/2010/wordprocessingInk" xmlns:wne="http://schemas.microsoft.com/office/word/2006/wordml" xmlns:wps="http://schemas.microsoft.com/office/word/2010/wordprocessingShape" mc:Ignorable="w14 w15 w16se w16cid w16 w16cex w16sdtdh w16sdtfl w16du wp14">
+  <w:p>
+    <w:pPr>
+      <w:pStyle w:val="Header"/>
+    </w:pPr>
+  </w:p>
   <w:p>
     <w:pPr>
       <w:pStyle w:val="Header"/>
@@ -13221,7 +14381,7 @@
 </w:hdr>
 </file>
 
-<file path=word/header2.xml><?xml version="1.0" encoding="utf-8"?>
+<file path=word/header3.xml><?xml version="1.0" encoding="utf-8"?>
 <w:hdr xmlns:wpc="http://schemas.microsoft.com/office/word/2010/wordprocessingCanvas" xmlns:cx="http://schemas.microsoft.com/office/drawing/2014/chartex" xmlns:cx1="http://schemas.microsoft.com/office/drawing/2015/9/8/chartex" xmlns:cx2="http://schemas.microsoft.com/office/drawing/2015/10/21/chartex" xmlns:cx3="http://schemas.microsoft.com/office/drawing/2016/5/9/chartex" xmlns:cx4="http://schemas.microsoft.com/office/drawing/2016/5/10/chartex" xmlns:cx5="http://schemas.microsoft.com/office/drawing/2016/5/11/chartex" xmlns:cx6="http://schemas.microsoft.com/office/drawing/2016/5/12/chartex" xmlns:cx7="http://schemas.microsoft.com/office/drawing/2016/5/13/chartex" xmlns:cx8="http://schemas.microsoft.com/office/drawing/2016/5/14/chartex" xmlns:mc="http://schemas.openxmlformats.org/markup-compatibility/2006" xmlns:aink="http://schemas.microsoft.com/office/drawing/2016/ink" xmlns:am3d="http://schemas.microsoft.com/office/drawing/2017/model3d" xmlns:o="urn:schemas-microsoft-com:office:office" xmlns:oel="http://schemas.microsoft.com/office/2019/extlst" xmlns:r="http://schemas.openxmlformats.org/officeDocument/2006/relationships" xmlns:m="http://schemas.openxmlformats.org/officeDocument/2006/math" xmlns:v="urn:schemas-microsoft-com:vml" xmlns:wp14="http://schemas.microsoft.com/office/word/2010/wordprocessingDrawing" xmlns:wp="http://schemas.openxmlformats.org/drawingml/2006/wordprocessingDrawing" xmlns:w10="urn:schemas-microsoft-com:office:word" xmlns:w="http://schemas.openxmlformats.org/wordprocessingml/2006/main" xmlns:w14="http://schemas.microsoft.com/office/word/2010/wordml" xmlns:w15="http://schemas.microsoft.com/office/word/2012/wordml" xmlns:w16cex="http://schemas.microsoft.com/office/word/2018/wordml/cex" xmlns:w16cid="http://schemas.microsoft.com/office/word/2016/wordml/cid" xmlns:w16="http://schemas.microsoft.com/office/word/2018/wordml" xmlns:w16du="http://schemas.microsoft.com/office/word/2023/wordml/word16du" xmlns:w16sdtdh="http://schemas.microsoft.com/office/word/2020/wordml/sdtdatahash" xmlns:w16sdtfl="http://schemas.microsoft.com/office/word/2024/wordml/sdtformatlock" xmlns:w16se="http://schemas.microsoft.com/office/word/2015/wordml/symex" xmlns:wpg="http://schemas.microsoft.com/office/word/2010/wordprocessingGroup" xmlns:wpi="http://schemas.microsoft.com/office/word/2010/wordprocessingInk" xmlns:wne="http://schemas.microsoft.com/office/word/2006/wordml" xmlns:wps="http://schemas.microsoft.com/office/word/2010/wordprocessingShape" mc:Ignorable="w14 w15 w16se w16cid w16 w16cex w16sdtdh w16sdtfl w16du wp14">
   <w:p>
     <w:pPr>
@@ -13232,8 +14392,6 @@
       <w:jc w:val="center"/>
       <w:rPr>
         <w:rFonts w:ascii="Arial" w:eastAsia="Calibri" w:hAnsi="Arial" w:cs="Arial"/>
-        <w:b/>
-        <w:bCs/>
         <w:sz w:val="36"/>
         <w:szCs w:val="36"/>
       </w:rPr>
@@ -13315,8 +14473,6 @@
     <w:r>
       <w:rPr>
         <w:rFonts w:ascii="Arial" w:eastAsia="Calibri" w:hAnsi="Arial" w:cs="Arial"/>
-        <w:b/>
-        <w:bCs/>
         <w:sz w:val="36"/>
         <w:szCs w:val="36"/>
       </w:rPr>
@@ -13334,8 +14490,6 @@
       <w:outlineLvl w:val="4"/>
       <w:rPr>
         <w:rFonts w:ascii="Arial" w:hAnsi="Arial" w:cs="Arial"/>
-        <w:b/>
-        <w:bCs/>
         <w:sz w:val="28"/>
         <w:szCs w:val="28"/>
       </w:rPr>
@@ -13343,8 +14497,6 @@
     <w:r>
       <w:rPr>
         <w:rFonts w:ascii="Arial" w:hAnsi="Arial" w:cs="Arial"/>
-        <w:b/>
-        <w:bCs/>
         <w:sz w:val="24"/>
         <w:szCs w:val="24"/>
       </w:rPr>
@@ -13384,6 +14536,8 @@
       <w:jc w:val="center"/>
       <w:rPr>
         <w:rFonts w:ascii="Arial" w:eastAsia="Calibri" w:hAnsi="Arial" w:cs="Arial"/>
+        <w:b/>
+        <w:bCs/>
         <w:spacing w:val="-8"/>
         <w:sz w:val="16"/>
         <w:szCs w:val="16"/>
@@ -13410,7 +14564,33 @@
         <w:szCs w:val="16"/>
         <w:lang w:val="en-US"/>
       </w:rPr>
-      <w:t>{kode_pokja}</w:t>
+      <w:t>{</w:t>
+    </w:r>
+    <w:proofErr w:type="spellStart"/>
+    <w:r>
+      <w:rPr>
+        <w:rFonts w:ascii="Arial" w:eastAsia="Calibri" w:hAnsi="Arial" w:cs="Arial"/>
+        <w:b/>
+        <w:bCs/>
+        <w:spacing w:val="-8"/>
+        <w:sz w:val="16"/>
+        <w:szCs w:val="16"/>
+        <w:lang w:val="en-US"/>
+      </w:rPr>
+      <w:t>kode_pokja</w:t>
+    </w:r>
+    <w:proofErr w:type="spellEnd"/>
+    <w:r>
+      <w:rPr>
+        <w:rFonts w:ascii="Arial" w:eastAsia="Calibri" w:hAnsi="Arial" w:cs="Arial"/>
+        <w:b/>
+        <w:bCs/>
+        <w:spacing w:val="-8"/>
+        <w:sz w:val="16"/>
+        <w:szCs w:val="16"/>
+        <w:lang w:val="en-US"/>
+      </w:rPr>
+      <w:t>}</w:t>
     </w:r>
     <w:r>
       <w:rPr>
@@ -13455,7 +14635,25 @@
         <w:sz w:val="15"/>
         <w:szCs w:val="15"/>
       </w:rPr>
-      <w:t xml:space="preserve">Jl. Yos Sudarso No. 37A Lt.2, Banjarmasin 70119 Telepon (0511) 6723416 Surel </w:t>
+      <w:t xml:space="preserve">Jl. Yos </w:t>
+    </w:r>
+    <w:proofErr w:type="spellStart"/>
+    <w:r>
+      <w:rPr>
+        <w:rFonts w:ascii="Arial" w:eastAsia="Calibri" w:hAnsi="Arial" w:cs="Arial"/>
+        <w:sz w:val="15"/>
+        <w:szCs w:val="15"/>
+      </w:rPr>
+      <w:t>Sudarso</w:t>
+    </w:r>
+    <w:proofErr w:type="spellEnd"/>
+    <w:r>
+      <w:rPr>
+        <w:rFonts w:ascii="Arial" w:eastAsia="Calibri" w:hAnsi="Arial" w:cs="Arial"/>
+        <w:sz w:val="15"/>
+        <w:szCs w:val="15"/>
+      </w:rPr>
+      <w:t xml:space="preserve"> No. 37A Lt.2, Banjarmasin 70119 Telepon (0511) 6723416 Surel </w:t>
     </w:r>
     <w:hyperlink r:id="rId2" w:history="1">
       <w:r>
@@ -13466,7 +14664,29 @@
           <w:szCs w:val="15"/>
           <w:lang w:val="en-US"/>
         </w:rPr>
-        <w:t>{email_ketua_pokja}</w:t>
+        <w:t>{</w:t>
+      </w:r>
+      <w:proofErr w:type="spellStart"/>
+      <w:r>
+        <w:rPr>
+          <w:rStyle w:val="Hyperlink"/>
+          <w:rFonts w:ascii="Arial" w:eastAsia="Calibri" w:hAnsi="Arial" w:cs="Arial"/>
+          <w:sz w:val="15"/>
+          <w:szCs w:val="15"/>
+          <w:lang w:val="en-US"/>
+        </w:rPr>
+        <w:t>email_ketua_pokja</w:t>
+      </w:r>
+      <w:proofErr w:type="spellEnd"/>
+      <w:r>
+        <w:rPr>
+          <w:rStyle w:val="Hyperlink"/>
+          <w:rFonts w:ascii="Arial" w:eastAsia="Calibri" w:hAnsi="Arial" w:cs="Arial"/>
+          <w:sz w:val="15"/>
+          <w:szCs w:val="15"/>
+          <w:lang w:val="en-US"/>
+        </w:rPr>
+        <w:t>}</w:t>
       </w:r>
     </w:hyperlink>
     <w:r>
@@ -18030,7 +19250,12 @@
 </file>
 
 <file path=customXml/item1.xml><?xml version="1.0" encoding="utf-8"?>
-<b:Sources xmlns:b="http://schemas.openxmlformats.org/officeDocument/2006/bibliography" xmlns="http://schemas.openxmlformats.org/officeDocument/2006/bibliography" SelectedStyle="\APASixthEditionOfficeOnline.xsl" StyleName="APA" Version="6"/>
+<?mso-contentType ?>
+<FormTemplates xmlns="http://schemas.microsoft.com/sharepoint/v3/contenttype/forms">
+  <Display>DocumentLibraryForm</Display>
+  <Edit>DocumentLibraryForm</Edit>
+  <New>DocumentLibraryForm</New>
+</FormTemplates>
 </file>
 
 <file path=customXml/item2.xml><?xml version="1.0" encoding="utf-8"?>
@@ -18277,12 +19502,7 @@
 </file>
 
 <file path=customXml/item3.xml><?xml version="1.0" encoding="utf-8"?>
-<?mso-contentType ?>
-<FormTemplates xmlns="http://schemas.microsoft.com/sharepoint/v3/contenttype/forms">
-  <Display>DocumentLibraryForm</Display>
-  <Edit>DocumentLibraryForm</Edit>
-  <New>DocumentLibraryForm</New>
-</FormTemplates>
+<b:Sources xmlns:b="http://schemas.openxmlformats.org/officeDocument/2006/bibliography" xmlns="http://schemas.openxmlformats.org/officeDocument/2006/bibliography" SelectedStyle="\APASixthEditionOfficeOnline.xsl" StyleName="APA" Version="6"/>
 </file>
 
 <file path=customXml/item4.xml><?xml version="1.0" encoding="utf-8"?>
@@ -18298,9 +19518,9 @@
 </file>
 
 <file path=customXml/itemProps1.xml><?xml version="1.0" encoding="utf-8"?>
-<ds:datastoreItem xmlns:ds="http://schemas.openxmlformats.org/officeDocument/2006/customXml" ds:itemID="{10D35394-9BBA-4CA7-9ACA-93FF9FC4B9FE}">
+<ds:datastoreItem xmlns:ds="http://schemas.openxmlformats.org/officeDocument/2006/customXml" ds:itemID="{ADE80AD1-B511-437D-9EC6-E71B406ED00D}">
   <ds:schemaRefs>
-    <ds:schemaRef ds:uri="http://schemas.openxmlformats.org/officeDocument/2006/bibliography"/>
+    <ds:schemaRef ds:uri="http://schemas.microsoft.com/sharepoint/v3/contenttype/forms"/>
   </ds:schemaRefs>
 </ds:datastoreItem>
 </file>
@@ -18325,9 +19545,9 @@
 </file>
 
 <file path=customXml/itemProps3.xml><?xml version="1.0" encoding="utf-8"?>
-<ds:datastoreItem xmlns:ds="http://schemas.openxmlformats.org/officeDocument/2006/customXml" ds:itemID="{ADE80AD1-B511-437D-9EC6-E71B406ED00D}">
+<ds:datastoreItem xmlns:ds="http://schemas.openxmlformats.org/officeDocument/2006/customXml" ds:itemID="{10D35394-9BBA-4CA7-9ACA-93FF9FC4B9FE}">
   <ds:schemaRefs>
-    <ds:schemaRef ds:uri="http://schemas.microsoft.com/sharepoint/v3/contenttype/forms"/>
+    <ds:schemaRef ds:uri="http://schemas.openxmlformats.org/officeDocument/2006/bibliography"/>
   </ds:schemaRefs>
 </ds:datastoreItem>
 </file>

--- a/dist/BA Generator/Master Folder/Master BA Timlak Konsultan/01. BA Reviu Persiapan Pengadaan.docx
+++ b/dist/BA Generator/Master Folder/Master BA Timlak Konsultan/01. BA Reviu Persiapan Pengadaan.docx
@@ -6799,6 +6799,32 @@
       <w:pPr>
         <w:spacing w:line="276" w:lineRule="auto"/>
         <w:ind w:right="28"/>
+        <w:jc w:val="both"/>
+        <w:rPr>
+          <w:rFonts w:ascii="Arial" w:eastAsia="Arial" w:hAnsi="Arial" w:cs="Arial"/>
+          <w:sz w:val="22"/>
+          <w:szCs w:val="22"/>
+        </w:rPr>
+      </w:pPr>
+    </w:p>
+    <w:p>
+      <w:pPr>
+        <w:pStyle w:val="ListParagraph"/>
+        <w:spacing w:line="276" w:lineRule="auto"/>
+        <w:ind w:left="567" w:right="28"/>
+        <w:jc w:val="both"/>
+        <w:rPr>
+          <w:rFonts w:ascii="Arial" w:eastAsia="Arial" w:hAnsi="Arial" w:cs="Arial"/>
+          <w:sz w:val="22"/>
+          <w:szCs w:val="22"/>
+        </w:rPr>
+      </w:pPr>
+    </w:p>
+    <w:p>
+      <w:pPr>
+        <w:pStyle w:val="ListParagraph"/>
+        <w:spacing w:line="276" w:lineRule="auto"/>
+        <w:ind w:left="567" w:right="28"/>
         <w:jc w:val="both"/>
         <w:rPr>
           <w:rFonts w:ascii="Arial" w:eastAsia="Arial" w:hAnsi="Arial" w:cs="Arial"/>
@@ -19250,15 +19276,22 @@
 </file>
 
 <file path=customXml/item1.xml><?xml version="1.0" encoding="utf-8"?>
-<?mso-contentType ?>
-<FormTemplates xmlns="http://schemas.microsoft.com/sharepoint/v3/contenttype/forms">
-  <Display>DocumentLibraryForm</Display>
-  <Edit>DocumentLibraryForm</Edit>
-  <New>DocumentLibraryForm</New>
-</FormTemplates>
+<p:properties xmlns:p="http://schemas.microsoft.com/office/2006/metadata/properties" xmlns:xsi="http://www.w3.org/2001/XMLSchema-instance" xmlns:pc="http://schemas.microsoft.com/office/infopath/2007/PartnerControls">
+  <documentManagement>
+    <TaxCatchAll xmlns="23b7ebbb-480e-4d36-8f38-fd0ac82dae9c" xsi:nil="true"/>
+    <lcf76f155ced4ddcb4097134ff3c332f xmlns="87f1a149-5420-40c2-b2e8-d8d0877ebc85">
+      <Terms xmlns="http://schemas.microsoft.com/office/infopath/2007/PartnerControls"/>
+    </lcf76f155ced4ddcb4097134ff3c332f>
+    <PIC xmlns="87f1a149-5420-40c2-b2e8-d8d0877ebc85" xsi:nil="true"/>
+  </documentManagement>
+</p:properties>
 </file>
 
 <file path=customXml/item2.xml><?xml version="1.0" encoding="utf-8"?>
+<b:Sources xmlns:b="http://schemas.openxmlformats.org/officeDocument/2006/bibliography" xmlns="http://schemas.openxmlformats.org/officeDocument/2006/bibliography" SelectedStyle="\APASixthEditionOfficeOnline.xsl" StyleName="APA" Version="6"/>
+</file>
+
+<file path=customXml/item3.xml><?xml version="1.0" encoding="utf-8"?>
 <ct:contentTypeSchema xmlns:ct="http://schemas.microsoft.com/office/2006/metadata/contentType" xmlns:ma="http://schemas.microsoft.com/office/2006/metadata/properties/metaAttributes" ct:_="" ma:_="" ma:contentTypeName="Document" ma:contentTypeID="0x010100AEF28E0A17E4AE4FA5DD6A9AABB5DBC8" ma:contentTypeVersion="16" ma:contentTypeDescription="Create a new document." ma:contentTypeScope="" ma:versionID="a17fa769c7c4fea18ba461e558e121e5">
   <xsd:schema xmlns:xsd="http://www.w3.org/2001/XMLSchema" xmlns:xs="http://www.w3.org/2001/XMLSchema" xmlns:p="http://schemas.microsoft.com/office/2006/metadata/properties" xmlns:ns2="87f1a149-5420-40c2-b2e8-d8d0877ebc85" xmlns:ns3="23b7ebbb-480e-4d36-8f38-fd0ac82dae9c" targetNamespace="http://schemas.microsoft.com/office/2006/metadata/properties" ma:root="true" ma:fieldsID="3bfa0fac8ae4d24da5269d6ff34039be" ns2:_="" ns3:_="">
     <xsd:import namespace="87f1a149-5420-40c2-b2e8-d8d0877ebc85"/>
@@ -19501,31 +19534,35 @@
 </ct:contentTypeSchema>
 </file>
 
-<file path=customXml/item3.xml><?xml version="1.0" encoding="utf-8"?>
-<b:Sources xmlns:b="http://schemas.openxmlformats.org/officeDocument/2006/bibliography" xmlns="http://schemas.openxmlformats.org/officeDocument/2006/bibliography" SelectedStyle="\APASixthEditionOfficeOnline.xsl" StyleName="APA" Version="6"/>
-</file>
-
 <file path=customXml/item4.xml><?xml version="1.0" encoding="utf-8"?>
-<p:properties xmlns:p="http://schemas.microsoft.com/office/2006/metadata/properties" xmlns:xsi="http://www.w3.org/2001/XMLSchema-instance" xmlns:pc="http://schemas.microsoft.com/office/infopath/2007/PartnerControls">
-  <documentManagement>
-    <TaxCatchAll xmlns="23b7ebbb-480e-4d36-8f38-fd0ac82dae9c" xsi:nil="true"/>
-    <lcf76f155ced4ddcb4097134ff3c332f xmlns="87f1a149-5420-40c2-b2e8-d8d0877ebc85">
-      <Terms xmlns="http://schemas.microsoft.com/office/infopath/2007/PartnerControls"/>
-    </lcf76f155ced4ddcb4097134ff3c332f>
-    <PIC xmlns="87f1a149-5420-40c2-b2e8-d8d0877ebc85" xsi:nil="true"/>
-  </documentManagement>
-</p:properties>
+<?mso-contentType ?>
+<FormTemplates xmlns="http://schemas.microsoft.com/sharepoint/v3/contenttype/forms">
+  <Display>DocumentLibraryForm</Display>
+  <Edit>DocumentLibraryForm</Edit>
+  <New>DocumentLibraryForm</New>
+</FormTemplates>
 </file>
 
 <file path=customXml/itemProps1.xml><?xml version="1.0" encoding="utf-8"?>
-<ds:datastoreItem xmlns:ds="http://schemas.openxmlformats.org/officeDocument/2006/customXml" ds:itemID="{ADE80AD1-B511-437D-9EC6-E71B406ED00D}">
+<ds:datastoreItem xmlns:ds="http://schemas.openxmlformats.org/officeDocument/2006/customXml" ds:itemID="{0EF6B3C1-2C0C-45C1-848E-2E47DFDB0FBC}">
   <ds:schemaRefs>
-    <ds:schemaRef ds:uri="http://schemas.microsoft.com/sharepoint/v3/contenttype/forms"/>
+    <ds:schemaRef ds:uri="http://schemas.microsoft.com/office/2006/metadata/properties"/>
+    <ds:schemaRef ds:uri="http://schemas.microsoft.com/office/infopath/2007/PartnerControls"/>
+    <ds:schemaRef ds:uri="23b7ebbb-480e-4d36-8f38-fd0ac82dae9c"/>
+    <ds:schemaRef ds:uri="87f1a149-5420-40c2-b2e8-d8d0877ebc85"/>
   </ds:schemaRefs>
 </ds:datastoreItem>
 </file>
 
 <file path=customXml/itemProps2.xml><?xml version="1.0" encoding="utf-8"?>
+<ds:datastoreItem xmlns:ds="http://schemas.openxmlformats.org/officeDocument/2006/customXml" ds:itemID="{10D35394-9BBA-4CA7-9ACA-93FF9FC4B9FE}">
+  <ds:schemaRefs>
+    <ds:schemaRef ds:uri="http://schemas.openxmlformats.org/officeDocument/2006/bibliography"/>
+  </ds:schemaRefs>
+</ds:datastoreItem>
+</file>
+
+<file path=customXml/itemProps3.xml><?xml version="1.0" encoding="utf-8"?>
 <ds:datastoreItem xmlns:ds="http://schemas.openxmlformats.org/officeDocument/2006/customXml" ds:itemID="{A2934C3C-1F7E-4BE6-BD60-DDF56A21B2D7}">
   <ds:schemaRefs>
     <ds:schemaRef ds:uri="http://schemas.microsoft.com/office/2006/metadata/contentType"/>
@@ -19544,21 +19581,10 @@
 </ds:datastoreItem>
 </file>
 
-<file path=customXml/itemProps3.xml><?xml version="1.0" encoding="utf-8"?>
-<ds:datastoreItem xmlns:ds="http://schemas.openxmlformats.org/officeDocument/2006/customXml" ds:itemID="{10D35394-9BBA-4CA7-9ACA-93FF9FC4B9FE}">
+<file path=customXml/itemProps4.xml><?xml version="1.0" encoding="utf-8"?>
+<ds:datastoreItem xmlns:ds="http://schemas.openxmlformats.org/officeDocument/2006/customXml" ds:itemID="{ADE80AD1-B511-437D-9EC6-E71B406ED00D}">
   <ds:schemaRefs>
-    <ds:schemaRef ds:uri="http://schemas.openxmlformats.org/officeDocument/2006/bibliography"/>
-  </ds:schemaRefs>
-</ds:datastoreItem>
-</file>
-
-<file path=customXml/itemProps4.xml><?xml version="1.0" encoding="utf-8"?>
-<ds:datastoreItem xmlns:ds="http://schemas.openxmlformats.org/officeDocument/2006/customXml" ds:itemID="{0EF6B3C1-2C0C-45C1-848E-2E47DFDB0FBC}">
-  <ds:schemaRefs>
-    <ds:schemaRef ds:uri="http://schemas.microsoft.com/office/2006/metadata/properties"/>
-    <ds:schemaRef ds:uri="http://schemas.microsoft.com/office/infopath/2007/PartnerControls"/>
-    <ds:schemaRef ds:uri="23b7ebbb-480e-4d36-8f38-fd0ac82dae9c"/>
-    <ds:schemaRef ds:uri="87f1a149-5420-40c2-b2e8-d8d0877ebc85"/>
+    <ds:schemaRef ds:uri="http://schemas.microsoft.com/sharepoint/v3/contenttype/forms"/>
   </ds:schemaRefs>
 </ds:datastoreItem>
 </file>